--- a/Group 7 Team Assignment - Miklos Major.docx
+++ b/Group 7 Team Assignment - Miklos Major.docx
@@ -700,160 +700,58 @@
           <w:sz w:val="20"/>
           <w:szCs w:val="20"/>
         </w:rPr>
-        <w:t>DAILY DATA from 1970: 14,155 rows, various non-null</w:t>
-      </w:r>
-      <w:r>
-        <w:rPr>
-          <w:rFonts w:ascii="Calibri" w:hAnsi="Calibri" w:cs="Calibri"/>
-          <w:sz w:val="20"/>
-          <w:szCs w:val="20"/>
-        </w:rPr>
-        <w:t xml:space="preserve"> (depending on time of listing of stock)</w:t>
-      </w:r>
-    </w:p>
-    <w:p>
-      <w:pPr>
-        <w:rPr>
-          <w:rFonts w:ascii="Calibri" w:hAnsi="Calibri" w:cs="Calibri"/>
-          <w:sz w:val="20"/>
-          <w:szCs w:val="20"/>
-        </w:rPr>
-      </w:pPr>
-      <w:r>
-        <w:rPr>
-          <w:rFonts w:ascii="Calibri" w:hAnsi="Calibri" w:cs="Calibri"/>
-          <w:sz w:val="20"/>
-          <w:szCs w:val="20"/>
-        </w:rPr>
-        <w:t>V</w:t>
-      </w:r>
-      <w:r>
-        <w:rPr>
-          <w:rFonts w:ascii="Calibri" w:hAnsi="Calibri" w:cs="Calibri"/>
-          <w:sz w:val="20"/>
-          <w:szCs w:val="20"/>
-        </w:rPr>
-        <w:t>alues</w:t>
-      </w:r>
-      <w:r>
-        <w:rPr>
-          <w:rFonts w:ascii="Calibri" w:hAnsi="Calibri" w:cs="Calibri"/>
-          <w:sz w:val="20"/>
-          <w:szCs w:val="20"/>
-        </w:rPr>
-        <w:t xml:space="preserve"> were</w:t>
-      </w:r>
-      <w:r>
-        <w:rPr>
-          <w:rFonts w:ascii="Calibri" w:hAnsi="Calibri" w:cs="Calibri"/>
-          <w:sz w:val="20"/>
-          <w:szCs w:val="20"/>
-        </w:rPr>
-        <w:t xml:space="preserve"> missing only for days when markets were closed, or when stocks have not yet been listed.</w:t>
-      </w:r>
-    </w:p>
-    <w:p>
-      <w:pPr>
-        <w:rPr>
-          <w:rFonts w:ascii="Calibri" w:hAnsi="Calibri" w:cs="Calibri"/>
-          <w:sz w:val="20"/>
-          <w:szCs w:val="20"/>
-        </w:rPr>
-      </w:pPr>
-      <w:r>
-        <w:rPr>
-          <w:rFonts w:ascii="Calibri" w:hAnsi="Calibri" w:cs="Calibri"/>
-          <w:sz w:val="20"/>
-          <w:szCs w:val="20"/>
-        </w:rPr>
-        <w:t>A ‘</w:t>
-      </w:r>
-      <w:proofErr w:type="spellStart"/>
-      <w:r>
-        <w:rPr>
-          <w:rFonts w:ascii="Calibri" w:hAnsi="Calibri" w:cs="Calibri"/>
-          <w:sz w:val="20"/>
-          <w:szCs w:val="20"/>
-        </w:rPr>
-        <w:t>df_master</w:t>
-      </w:r>
-      <w:proofErr w:type="spellEnd"/>
-      <w:r>
-        <w:rPr>
-          <w:rFonts w:ascii="Calibri" w:hAnsi="Calibri" w:cs="Calibri"/>
-          <w:sz w:val="20"/>
-          <w:szCs w:val="20"/>
-        </w:rPr>
-        <w:t xml:space="preserve">’ </w:t>
-      </w:r>
-      <w:proofErr w:type="spellStart"/>
-      <w:r>
-        <w:rPr>
-          <w:rFonts w:ascii="Calibri" w:hAnsi="Calibri" w:cs="Calibri"/>
-          <w:sz w:val="20"/>
-          <w:szCs w:val="20"/>
-        </w:rPr>
-        <w:t>dataframe</w:t>
-      </w:r>
-      <w:proofErr w:type="spellEnd"/>
-      <w:r>
-        <w:rPr>
-          <w:rFonts w:ascii="Calibri" w:hAnsi="Calibri" w:cs="Calibri"/>
-          <w:sz w:val="20"/>
-          <w:szCs w:val="20"/>
-        </w:rPr>
-        <w:t xml:space="preserve"> was created with every single calendar day as a row, then all data sources were merged into this </w:t>
-      </w:r>
-      <w:proofErr w:type="spellStart"/>
-      <w:r>
-        <w:rPr>
-          <w:rFonts w:ascii="Calibri" w:hAnsi="Calibri" w:cs="Calibri"/>
-          <w:sz w:val="20"/>
-          <w:szCs w:val="20"/>
-        </w:rPr>
-        <w:t>df_master</w:t>
-      </w:r>
-      <w:proofErr w:type="spellEnd"/>
-      <w:r>
-        <w:rPr>
-          <w:rFonts w:ascii="Calibri" w:hAnsi="Calibri" w:cs="Calibri"/>
-          <w:sz w:val="20"/>
-          <w:szCs w:val="20"/>
-        </w:rPr>
-        <w:t>; this ensured that no information was lost due to various sampling frequencies.</w:t>
-      </w:r>
-    </w:p>
-    <w:p>
-      <w:pPr>
-        <w:rPr>
-          <w:rFonts w:ascii="Calibri" w:hAnsi="Calibri" w:cs="Calibri"/>
-          <w:sz w:val="20"/>
-          <w:szCs w:val="20"/>
-        </w:rPr>
-      </w:pPr>
-      <w:r>
-        <w:rPr>
-          <w:rFonts w:ascii="Calibri" w:hAnsi="Calibri" w:cs="Calibri"/>
-          <w:sz w:val="20"/>
-          <w:szCs w:val="20"/>
-        </w:rPr>
-        <w:t xml:space="preserve">Since </w:t>
-      </w:r>
-      <w:r>
-        <w:rPr>
-          <w:rFonts w:ascii="Calibri" w:hAnsi="Calibri" w:cs="Calibri"/>
-          <w:sz w:val="20"/>
-          <w:szCs w:val="20"/>
-        </w:rPr>
-        <w:t xml:space="preserve">GDP data was only available on a quarterly basis, </w:t>
-      </w:r>
-      <w:r>
-        <w:rPr>
-          <w:rFonts w:ascii="Calibri" w:hAnsi="Calibri" w:cs="Calibri"/>
-          <w:sz w:val="20"/>
-          <w:szCs w:val="20"/>
-        </w:rPr>
-        <w:t xml:space="preserve">all the rest of the data had to be resampled to quarterly frequency in order to </w:t>
+        <w:t>DAILY DATA from 1970: 14,155 rows, various non-null (depending on time of listing of stock)</w:t>
+      </w:r>
+    </w:p>
+    <w:p>
+      <w:pPr>
+        <w:rPr>
+          <w:rFonts w:ascii="Calibri" w:hAnsi="Calibri" w:cs="Calibri"/>
+          <w:sz w:val="20"/>
+          <w:szCs w:val="20"/>
+        </w:rPr>
+      </w:pPr>
+      <w:r>
+        <w:rPr>
+          <w:rFonts w:ascii="Calibri" w:hAnsi="Calibri" w:cs="Calibri"/>
+          <w:sz w:val="20"/>
+          <w:szCs w:val="20"/>
+        </w:rPr>
+        <w:t>Values were missing only for days when markets were closed, or when stocks have not yet been listed.</w:t>
+      </w:r>
+    </w:p>
+    <w:p>
+      <w:pPr>
+        <w:rPr>
+          <w:rFonts w:ascii="Calibri" w:hAnsi="Calibri" w:cs="Calibri"/>
+          <w:sz w:val="20"/>
+          <w:szCs w:val="20"/>
+        </w:rPr>
+      </w:pPr>
+      <w:r>
+        <w:rPr>
+          <w:rFonts w:ascii="Calibri" w:hAnsi="Calibri" w:cs="Calibri"/>
+          <w:sz w:val="20"/>
+          <w:szCs w:val="20"/>
+        </w:rPr>
+        <w:t>A ‘df_master’ dataframe was created with every single calendar day as a row, then all data sources were merged into this df_master; this ensured that no information was lost due to various sampling frequencies.</w:t>
+      </w:r>
+    </w:p>
+    <w:p>
+      <w:pPr>
+        <w:rPr>
+          <w:rFonts w:ascii="Calibri" w:hAnsi="Calibri" w:cs="Calibri"/>
+          <w:sz w:val="20"/>
+          <w:szCs w:val="20"/>
+        </w:rPr>
+      </w:pPr>
+      <w:r>
+        <w:rPr>
+          <w:rFonts w:ascii="Calibri" w:hAnsi="Calibri" w:cs="Calibri"/>
+          <w:sz w:val="20"/>
+          <w:szCs w:val="20"/>
+        </w:rPr>
+        <w:t xml:space="preserve">Since GDP data was only available on a quarterly basis, all the rest of the data had to be resampled to quarterly frequency in order to </w:t>
       </w:r>
       <w:r>
         <w:rPr>
@@ -930,25 +828,7 @@
           <w:sz w:val="20"/>
           <w:szCs w:val="20"/>
         </w:rPr>
-        <w:t xml:space="preserve">ew columns had to be added to the </w:t>
-      </w:r>
-      <w:proofErr w:type="spellStart"/>
-      <w:r>
-        <w:rPr>
-          <w:rFonts w:ascii="Calibri" w:hAnsi="Calibri" w:cs="Calibri"/>
-          <w:sz w:val="20"/>
-          <w:szCs w:val="20"/>
-        </w:rPr>
-        <w:t>dataframe</w:t>
-      </w:r>
-      <w:proofErr w:type="spellEnd"/>
-      <w:r>
-        <w:rPr>
-          <w:rFonts w:ascii="Calibri" w:hAnsi="Calibri" w:cs="Calibri"/>
-          <w:sz w:val="20"/>
-          <w:szCs w:val="20"/>
-        </w:rPr>
-        <w:t xml:space="preserve"> in order to work with the data:</w:t>
+        <w:t>ew columns had to be added to the dataframe in order to work with the data:</w:t>
       </w:r>
     </w:p>
     <w:p>
@@ -1040,23 +920,13 @@
         </w:rPr>
         <w:t xml:space="preserve">Applied </w:t>
       </w:r>
-      <w:proofErr w:type="spellStart"/>
-      <w:r>
-        <w:rPr>
-          <w:rFonts w:ascii="Calibri" w:hAnsi="Calibri" w:cs="Calibri"/>
-          <w:sz w:val="20"/>
-          <w:szCs w:val="20"/>
-        </w:rPr>
-        <w:t>Sahm</w:t>
-      </w:r>
-      <w:proofErr w:type="spellEnd"/>
-      <w:r>
-        <w:rPr>
-          <w:rFonts w:ascii="Calibri" w:hAnsi="Calibri" w:cs="Calibri"/>
-          <w:sz w:val="20"/>
-          <w:szCs w:val="20"/>
-        </w:rPr>
-        <w:t xml:space="preserve"> Rule</w:t>
+      <w:r>
+        <w:rPr>
+          <w:rFonts w:ascii="Calibri" w:hAnsi="Calibri" w:cs="Calibri"/>
+          <w:sz w:val="20"/>
+          <w:szCs w:val="20"/>
+        </w:rPr>
+        <w:t>Sahm Rule</w:t>
       </w:r>
       <w:r>
         <w:rPr>
@@ -1170,49 +1040,7 @@
           <w:sz w:val="20"/>
           <w:szCs w:val="20"/>
         </w:rPr>
-        <w:t>Applied</w:t>
-      </w:r>
-      <w:r>
-        <w:rPr>
-          <w:rFonts w:ascii="Calibri" w:hAnsi="Calibri" w:cs="Calibri"/>
-          <w:sz w:val="20"/>
-          <w:szCs w:val="20"/>
-        </w:rPr>
-        <w:t xml:space="preserve"> H</w:t>
-      </w:r>
-      <w:proofErr w:type="spellStart"/>
-      <w:r>
-        <w:rPr>
-          <w:rFonts w:ascii="Calibri" w:hAnsi="Calibri" w:cs="Calibri"/>
-          <w:sz w:val="20"/>
-          <w:szCs w:val="20"/>
-        </w:rPr>
-        <w:t>odrick</w:t>
-      </w:r>
-      <w:proofErr w:type="spellEnd"/>
-      <w:r>
-        <w:rPr>
-          <w:rFonts w:ascii="Calibri" w:hAnsi="Calibri" w:cs="Calibri"/>
-          <w:sz w:val="20"/>
-          <w:szCs w:val="20"/>
-        </w:rPr>
-        <w:t>-Prescott (HP) Filter to separate</w:t>
-      </w:r>
-      <w:r>
-        <w:rPr>
-          <w:rFonts w:ascii="Calibri" w:hAnsi="Calibri" w:cs="Calibri"/>
-          <w:sz w:val="20"/>
-          <w:szCs w:val="20"/>
-        </w:rPr>
-        <w:t xml:space="preserve"> </w:t>
-      </w:r>
-      <w:r>
-        <w:rPr>
-          <w:rFonts w:ascii="Calibri" w:hAnsi="Calibri" w:cs="Calibri"/>
-          <w:sz w:val="20"/>
-          <w:szCs w:val="20"/>
-        </w:rPr>
-        <w:t>GDP (log scale) time series into long-term trend vs cyclical component to determine 'Output Gap'</w:t>
+        <w:t>Applied Hodrick-Prescott (HP) Filter to separate GDP (log scale) time series into long-term trend vs cyclical component to determine 'Output Gap'</w:t>
       </w:r>
     </w:p>
     <w:p>
@@ -1332,7 +1160,7 @@
           <w:sz w:val="20"/>
           <w:szCs w:val="20"/>
         </w:rPr>
-        <w:t>Gap (-0.0x): x% 'slack' in the economy (actual GDP below its potential)</w:t>
+        <w:t>Gap: 'slack' in the economy (actual GDP below its potential)</w:t>
       </w:r>
     </w:p>
     <w:p>
@@ -1534,23 +1362,7 @@
           <w:sz w:val="20"/>
           <w:szCs w:val="20"/>
         </w:rPr>
-        <w:t>Leading Indicator: S&amp;P500 prices in economic dow</w:t>
-      </w:r>
-      <w:r>
-        <w:rPr>
-          <w:rFonts w:ascii="Calibri" w:hAnsi="Calibri" w:cs="Calibri"/>
-          <w:sz w:val="20"/>
-          <w:szCs w:val="20"/>
-        </w:rPr>
-        <w:t>n</w:t>
-      </w:r>
-      <w:r>
-        <w:rPr>
-          <w:rFonts w:ascii="Calibri" w:hAnsi="Calibri" w:cs="Calibri"/>
-          <w:sz w:val="20"/>
-          <w:szCs w:val="20"/>
-        </w:rPr>
-        <w:t>turns &amp; recoveries months before GDP reflects them</w:t>
+        <w:t>Leading Indicator: S&amp;P500 prices in economic downturns &amp; recoveries months before GDP reflects them</w:t>
       </w:r>
     </w:p>
     <w:p>
@@ -1800,25 +1612,7 @@
           <w:sz w:val="20"/>
           <w:szCs w:val="20"/>
         </w:rPr>
-        <w:t xml:space="preserve">Recession Defined by </w:t>
-      </w:r>
-      <w:proofErr w:type="spellStart"/>
-      <w:r>
-        <w:rPr>
-          <w:rFonts w:ascii="Calibri" w:hAnsi="Calibri" w:cs="Calibri"/>
-          <w:sz w:val="20"/>
-          <w:szCs w:val="20"/>
-        </w:rPr>
-        <w:t>Sahm</w:t>
-      </w:r>
-      <w:proofErr w:type="spellEnd"/>
-      <w:r>
-        <w:rPr>
-          <w:rFonts w:ascii="Calibri" w:hAnsi="Calibri" w:cs="Calibri"/>
-          <w:sz w:val="20"/>
-          <w:szCs w:val="20"/>
-        </w:rPr>
-        <w:t xml:space="preserve"> Rule: 3-month moving average of Unemployment Rate rises by 0.5%+ above its 12-month low</w:t>
+        <w:t>Recession Defined by Sahm Rule: 3-month moving average of Unemployment Rate rises by 0.5%+ above its 12-month low</w:t>
       </w:r>
     </w:p>
     <w:p>
@@ -2312,25 +2106,7 @@
           <w:sz w:val="20"/>
           <w:szCs w:val="20"/>
         </w:rPr>
-        <w:t xml:space="preserve">Dependent Variable: Recession Indicator (engineered binary variable based on </w:t>
-      </w:r>
-      <w:proofErr w:type="spellStart"/>
-      <w:r>
-        <w:rPr>
-          <w:rFonts w:ascii="Calibri" w:hAnsi="Calibri" w:cs="Calibri"/>
-          <w:sz w:val="20"/>
-          <w:szCs w:val="20"/>
-        </w:rPr>
-        <w:t>Sahm</w:t>
-      </w:r>
-      <w:proofErr w:type="spellEnd"/>
-      <w:r>
-        <w:rPr>
-          <w:rFonts w:ascii="Calibri" w:hAnsi="Calibri" w:cs="Calibri"/>
-          <w:sz w:val="20"/>
-          <w:szCs w:val="20"/>
-        </w:rPr>
-        <w:t xml:space="preserve"> rule)</w:t>
+        <w:t>Dependent Variable: Recession Indicator (engineered binary variable based on Sahm rule)</w:t>
       </w:r>
     </w:p>
     <w:p>
@@ -4501,6 +4277,7 @@
   <w:style w:type="character" w:default="1" w:styleId="DefaultParagraphFont">
     <w:name w:val="Default Paragraph Font"/>
     <w:uiPriority w:val="1"/>
+    <w:semiHidden/>
     <w:unhideWhenUsed/>
   </w:style>
   <w:style w:type="table" w:default="1" w:styleId="TableNormal">

--- a/Group 7 Team Assignment - Miklos Major.docx
+++ b/Group 7 Team Assignment - Miklos Major.docx
@@ -1279,6 +1279,15 @@
         </w:rPr>
         <w:lastRenderedPageBreak/>
         <w:t>S&amp;P500 vs Economic Output Gap:</w:t>
+      </w:r>
+      <w:r>
+        <w:rPr>
+          <w:rFonts w:ascii="Calibri" w:hAnsi="Calibri" w:cs="Calibri"/>
+          <w:sz w:val="20"/>
+          <w:szCs w:val="20"/>
+          <w:u w:val="single"/>
+        </w:rPr>
+        <w:t xml:space="preserve"> The S&amp;P500 is a Leading Indicator for Economic Cycles</w:t>
       </w:r>
     </w:p>
     <w:p>
@@ -1345,83 +1354,255 @@
     </w:p>
     <w:p>
       <w:pPr>
-        <w:pStyle w:val="ListParagraph"/>
-        <w:numPr>
-          <w:ilvl w:val="0"/>
-          <w:numId w:val="5"/>
-        </w:numPr>
-        <w:rPr>
-          <w:rFonts w:ascii="Calibri" w:hAnsi="Calibri" w:cs="Calibri"/>
-          <w:sz w:val="20"/>
-          <w:szCs w:val="20"/>
-        </w:rPr>
-      </w:pPr>
-      <w:r>
-        <w:rPr>
-          <w:rFonts w:ascii="Calibri" w:hAnsi="Calibri" w:cs="Calibri"/>
-          <w:sz w:val="20"/>
-          <w:szCs w:val="20"/>
-        </w:rPr>
-        <w:t>Leading Indicator: S&amp;P500 prices in economic downturns &amp; recoveries months before GDP reflects them</w:t>
-      </w:r>
-    </w:p>
-    <w:p>
-      <w:pPr>
-        <w:pStyle w:val="ListParagraph"/>
-        <w:numPr>
-          <w:ilvl w:val="0"/>
-          <w:numId w:val="5"/>
-        </w:numPr>
-        <w:rPr>
-          <w:rFonts w:ascii="Calibri" w:hAnsi="Calibri" w:cs="Calibri"/>
-          <w:sz w:val="20"/>
-          <w:szCs w:val="20"/>
-        </w:rPr>
-      </w:pPr>
-      <w:r>
-        <w:rPr>
-          <w:rFonts w:ascii="Calibri" w:hAnsi="Calibri" w:cs="Calibri"/>
-          <w:sz w:val="20"/>
-          <w:szCs w:val="20"/>
-        </w:rPr>
-        <w:t>For example, 2008 financial crisis:</w:t>
-      </w:r>
-    </w:p>
-    <w:p>
-      <w:pPr>
-        <w:pStyle w:val="ListParagraph"/>
-        <w:numPr>
-          <w:ilvl w:val="1"/>
-          <w:numId w:val="5"/>
-        </w:numPr>
-        <w:rPr>
-          <w:rFonts w:ascii="Calibri" w:hAnsi="Calibri" w:cs="Calibri"/>
-          <w:sz w:val="20"/>
-          <w:szCs w:val="20"/>
-        </w:rPr>
-      </w:pPr>
-      <w:r>
-        <w:rPr>
-          <w:rFonts w:ascii="Calibri" w:hAnsi="Calibri" w:cs="Calibri"/>
-          <w:sz w:val="20"/>
-          <w:szCs w:val="20"/>
-        </w:rPr>
-        <w:t>S&amp;P500 started declining in late 2007, while Output Gap was still positive / economy still overheating for several months before finally turning negative)</w:t>
-      </w:r>
-    </w:p>
-    <w:p>
-      <w:pPr>
-        <w:pStyle w:val="ListParagraph"/>
-        <w:numPr>
-          <w:ilvl w:val="1"/>
-          <w:numId w:val="5"/>
-        </w:numPr>
-        <w:rPr>
-          <w:rFonts w:ascii="Calibri" w:hAnsi="Calibri" w:cs="Calibri"/>
-          <w:sz w:val="20"/>
-          <w:szCs w:val="20"/>
-        </w:rPr>
-      </w:pPr>
+        <w:rPr>
+          <w:rFonts w:ascii="Calibri" w:hAnsi="Calibri" w:cs="Calibri"/>
+          <w:sz w:val="20"/>
+          <w:szCs w:val="20"/>
+        </w:rPr>
+      </w:pPr>
+      <w:r>
+        <w:rPr>
+          <w:rFonts w:ascii="Calibri" w:hAnsi="Calibri" w:cs="Calibri"/>
+          <w:sz w:val="20"/>
+          <w:szCs w:val="20"/>
+        </w:rPr>
+        <w:t>This graph depicts the leading indicator nature of the S&amp;P500.</w:t>
+      </w:r>
+    </w:p>
+    <w:p>
+      <w:pPr>
+        <w:rPr>
+          <w:rFonts w:ascii="Calibri" w:hAnsi="Calibri" w:cs="Calibri"/>
+          <w:sz w:val="20"/>
+          <w:szCs w:val="20"/>
+        </w:rPr>
+      </w:pPr>
+      <w:r>
+        <w:rPr>
+          <w:rFonts w:ascii="Calibri" w:hAnsi="Calibri" w:cs="Calibri"/>
+          <w:sz w:val="20"/>
+          <w:szCs w:val="20"/>
+        </w:rPr>
+        <w:t xml:space="preserve">Recession bars were added for economic context. </w:t>
+      </w:r>
+      <w:r>
+        <w:rPr>
+          <w:rFonts w:ascii="Calibri" w:hAnsi="Calibri" w:cs="Calibri"/>
+          <w:sz w:val="20"/>
+          <w:szCs w:val="20"/>
+        </w:rPr>
+        <w:t>Recessions were defined by the Sahm Rule</w:t>
+      </w:r>
+      <w:r>
+        <w:rPr>
+          <w:rFonts w:ascii="Calibri" w:hAnsi="Calibri" w:cs="Calibri"/>
+          <w:sz w:val="20"/>
+          <w:szCs w:val="20"/>
+        </w:rPr>
+        <w:t>:</w:t>
+      </w:r>
+      <w:r>
+        <w:rPr>
+          <w:rFonts w:ascii="Calibri" w:hAnsi="Calibri" w:cs="Calibri"/>
+          <w:sz w:val="20"/>
+          <w:szCs w:val="20"/>
+        </w:rPr>
+        <w:t xml:space="preserve"> when the 3-month </w:t>
+      </w:r>
+      <w:r>
+        <w:rPr>
+          <w:rFonts w:ascii="Calibri" w:hAnsi="Calibri" w:cs="Calibri"/>
+          <w:sz w:val="20"/>
+          <w:szCs w:val="20"/>
+        </w:rPr>
+        <w:t>moving average of Unemployment Rate rises by 0.5%+ above its 12-month low</w:t>
+      </w:r>
+      <w:r>
+        <w:rPr>
+          <w:rFonts w:ascii="Calibri" w:hAnsi="Calibri" w:cs="Calibri"/>
+          <w:sz w:val="20"/>
+          <w:szCs w:val="20"/>
+        </w:rPr>
+        <w:t>.</w:t>
+      </w:r>
+    </w:p>
+    <w:p>
+      <w:pPr>
+        <w:rPr>
+          <w:rFonts w:ascii="Calibri" w:hAnsi="Calibri" w:cs="Calibri"/>
+          <w:sz w:val="20"/>
+          <w:szCs w:val="20"/>
+        </w:rPr>
+      </w:pPr>
+      <w:r>
+        <w:rPr>
+          <w:rFonts w:ascii="Calibri" w:hAnsi="Calibri" w:cs="Calibri"/>
+          <w:sz w:val="20"/>
+          <w:szCs w:val="20"/>
+        </w:rPr>
+        <w:t>Economic (output gap) troughs are clearly visible (inside gray shaded areas) during recessions.</w:t>
+      </w:r>
+    </w:p>
+    <w:p>
+      <w:pPr>
+        <w:rPr>
+          <w:rFonts w:ascii="Calibri" w:hAnsi="Calibri" w:cs="Calibri"/>
+          <w:sz w:val="20"/>
+          <w:szCs w:val="20"/>
+        </w:rPr>
+      </w:pPr>
+      <w:r>
+        <w:rPr>
+          <w:rFonts w:ascii="Calibri" w:hAnsi="Calibri" w:cs="Calibri"/>
+          <w:sz w:val="20"/>
+          <w:szCs w:val="20"/>
+        </w:rPr>
+        <w:t xml:space="preserve">The S&amp;P500 </w:t>
+      </w:r>
+      <w:r>
+        <w:rPr>
+          <w:rFonts w:ascii="Calibri" w:hAnsi="Calibri" w:cs="Calibri"/>
+          <w:sz w:val="20"/>
+          <w:szCs w:val="20"/>
+        </w:rPr>
+        <w:t xml:space="preserve">prices in economic downturns </w:t>
+      </w:r>
+      <w:r>
+        <w:rPr>
+          <w:rFonts w:ascii="Calibri" w:hAnsi="Calibri" w:cs="Calibri"/>
+          <w:sz w:val="20"/>
+          <w:szCs w:val="20"/>
+        </w:rPr>
+        <w:t>and</w:t>
+      </w:r>
+      <w:r>
+        <w:rPr>
+          <w:rFonts w:ascii="Calibri" w:hAnsi="Calibri" w:cs="Calibri"/>
+          <w:sz w:val="20"/>
+          <w:szCs w:val="20"/>
+        </w:rPr>
+        <w:t xml:space="preserve"> recoveries months before GDP reflects them</w:t>
+      </w:r>
+      <w:r>
+        <w:rPr>
+          <w:rFonts w:ascii="Calibri" w:hAnsi="Calibri" w:cs="Calibri"/>
+          <w:sz w:val="20"/>
+          <w:szCs w:val="20"/>
+        </w:rPr>
+        <w:t xml:space="preserve">, making it a leading indicator. </w:t>
+      </w:r>
+      <w:r>
+        <w:rPr>
+          <w:rFonts w:ascii="Calibri" w:hAnsi="Calibri" w:cs="Calibri"/>
+          <w:sz w:val="20"/>
+          <w:szCs w:val="20"/>
+        </w:rPr>
+        <w:t>For example,</w:t>
+      </w:r>
+      <w:r>
+        <w:rPr>
+          <w:rFonts w:ascii="Calibri" w:hAnsi="Calibri" w:cs="Calibri"/>
+          <w:sz w:val="20"/>
+          <w:szCs w:val="20"/>
+        </w:rPr>
+        <w:t xml:space="preserve"> in the</w:t>
+      </w:r>
+      <w:r>
+        <w:rPr>
+          <w:rFonts w:ascii="Calibri" w:hAnsi="Calibri" w:cs="Calibri"/>
+          <w:sz w:val="20"/>
+          <w:szCs w:val="20"/>
+        </w:rPr>
+        <w:t xml:space="preserve"> 2008 financial crisis</w:t>
+      </w:r>
+      <w:r>
+        <w:rPr>
+          <w:rFonts w:ascii="Calibri" w:hAnsi="Calibri" w:cs="Calibri"/>
+          <w:sz w:val="20"/>
+          <w:szCs w:val="20"/>
+        </w:rPr>
+        <w:t>, the S</w:t>
+      </w:r>
+      <w:r>
+        <w:rPr>
+          <w:rFonts w:ascii="Calibri" w:hAnsi="Calibri" w:cs="Calibri"/>
+          <w:sz w:val="20"/>
+          <w:szCs w:val="20"/>
+        </w:rPr>
+        <w:t>&amp;P500 started declining in late 2007, while</w:t>
+      </w:r>
+      <w:r>
+        <w:rPr>
+          <w:rFonts w:ascii="Calibri" w:hAnsi="Calibri" w:cs="Calibri"/>
+          <w:sz w:val="20"/>
+          <w:szCs w:val="20"/>
+        </w:rPr>
+        <w:t xml:space="preserve"> the</w:t>
+      </w:r>
+      <w:r>
+        <w:rPr>
+          <w:rFonts w:ascii="Calibri" w:hAnsi="Calibri" w:cs="Calibri"/>
+          <w:sz w:val="20"/>
+          <w:szCs w:val="20"/>
+        </w:rPr>
+        <w:t xml:space="preserve"> Output Gap was still positive </w:t>
+      </w:r>
+      <w:r>
+        <w:rPr>
+          <w:rFonts w:ascii="Calibri" w:hAnsi="Calibri" w:cs="Calibri"/>
+          <w:sz w:val="20"/>
+          <w:szCs w:val="20"/>
+        </w:rPr>
+        <w:t>(</w:t>
+      </w:r>
+      <w:r>
+        <w:rPr>
+          <w:rFonts w:ascii="Calibri" w:hAnsi="Calibri" w:cs="Calibri"/>
+          <w:sz w:val="20"/>
+          <w:szCs w:val="20"/>
+        </w:rPr>
+        <w:t xml:space="preserve">economy </w:t>
+      </w:r>
+      <w:r>
+        <w:rPr>
+          <w:rFonts w:ascii="Calibri" w:hAnsi="Calibri" w:cs="Calibri"/>
+          <w:sz w:val="20"/>
+          <w:szCs w:val="20"/>
+        </w:rPr>
+        <w:t xml:space="preserve">was </w:t>
+      </w:r>
+      <w:r>
+        <w:rPr>
+          <w:rFonts w:ascii="Calibri" w:hAnsi="Calibri" w:cs="Calibri"/>
+          <w:sz w:val="20"/>
+          <w:szCs w:val="20"/>
+        </w:rPr>
+        <w:t>still overheatin</w:t>
+      </w:r>
+      <w:r>
+        <w:rPr>
+          <w:rFonts w:ascii="Calibri" w:hAnsi="Calibri" w:cs="Calibri"/>
+          <w:sz w:val="20"/>
+          <w:szCs w:val="20"/>
+        </w:rPr>
+        <w:t>g</w:t>
+      </w:r>
+      <w:r>
+        <w:rPr>
+          <w:rFonts w:ascii="Calibri" w:hAnsi="Calibri" w:cs="Calibri"/>
+          <w:sz w:val="20"/>
+          <w:szCs w:val="20"/>
+        </w:rPr>
+        <w:t xml:space="preserve"> for several months before finally turning negative</w:t>
+      </w:r>
+      <w:r>
+        <w:rPr>
+          <w:rFonts w:ascii="Calibri" w:hAnsi="Calibri" w:cs="Calibri"/>
+          <w:sz w:val="20"/>
+          <w:szCs w:val="20"/>
+        </w:rPr>
+        <w:t xml:space="preserve">); then the </w:t>
+      </w:r>
       <w:r>
         <w:rPr>
           <w:rFonts w:ascii="Calibri" w:hAnsi="Calibri" w:cs="Calibri"/>
@@ -1430,115 +1611,416 @@
         </w:rPr>
         <w:t>S&amp;P500 started increasing in 2009, while Output Gap was still very negative</w:t>
       </w:r>
-    </w:p>
-    <w:p>
-      <w:pPr>
-        <w:pStyle w:val="ListParagraph"/>
-        <w:numPr>
-          <w:ilvl w:val="0"/>
-          <w:numId w:val="5"/>
-        </w:numPr>
-        <w:rPr>
-          <w:rFonts w:ascii="Calibri" w:hAnsi="Calibri" w:cs="Calibri"/>
-          <w:sz w:val="20"/>
-          <w:szCs w:val="20"/>
-        </w:rPr>
-      </w:pPr>
-      <w:r>
-        <w:rPr>
-          <w:rFonts w:ascii="Calibri" w:hAnsi="Calibri" w:cs="Calibri"/>
-          <w:sz w:val="20"/>
-          <w:szCs w:val="20"/>
-        </w:rPr>
-        <w:t>2020 Shock Event (COVID-19): the drop in Output Gap was much more extreme (size &amp; velocity) than during other economic cycles (output gap widened gradually). The S&amp;P500 followed instantly, but also recovered at a record pace. During shock events the leading nature of the market is compressed into weeks / days rather than quarters.</w:t>
-      </w:r>
-    </w:p>
-    <w:p>
-      <w:pPr>
-        <w:pStyle w:val="ListParagraph"/>
-        <w:numPr>
-          <w:ilvl w:val="0"/>
-          <w:numId w:val="5"/>
-        </w:numPr>
-        <w:rPr>
-          <w:rFonts w:ascii="Calibri" w:hAnsi="Calibri" w:cs="Calibri"/>
-          <w:sz w:val="20"/>
-          <w:szCs w:val="20"/>
-        </w:rPr>
-      </w:pPr>
-      <w:r>
-        <w:rPr>
-          <w:rFonts w:ascii="Calibri" w:hAnsi="Calibri" w:cs="Calibri"/>
-          <w:sz w:val="20"/>
-          <w:szCs w:val="20"/>
-        </w:rPr>
-        <w:t>Negative Output Gap: economy is performing below potential</w:t>
-      </w:r>
-    </w:p>
-    <w:p>
-      <w:pPr>
-        <w:pStyle w:val="ListParagraph"/>
-        <w:numPr>
-          <w:ilvl w:val="1"/>
-          <w:numId w:val="5"/>
-        </w:numPr>
-        <w:rPr>
-          <w:rFonts w:ascii="Calibri" w:hAnsi="Calibri" w:cs="Calibri"/>
-          <w:sz w:val="20"/>
-          <w:szCs w:val="20"/>
-        </w:rPr>
-      </w:pPr>
-      <w:r>
-        <w:rPr>
-          <w:rFonts w:ascii="Calibri" w:hAnsi="Calibri" w:cs="Calibri"/>
-          <w:sz w:val="20"/>
-          <w:szCs w:val="20"/>
-        </w:rPr>
-        <w:t>When S&amp;P500 increasing while Output Gap still negative, investors are anticipating recovery before it actually shows up in GDP data.</w:t>
-      </w:r>
-    </w:p>
-    <w:p>
-      <w:pPr>
-        <w:pStyle w:val="ListParagraph"/>
-        <w:numPr>
-          <w:ilvl w:val="0"/>
-          <w:numId w:val="5"/>
-        </w:numPr>
-        <w:rPr>
-          <w:rFonts w:ascii="Calibri" w:hAnsi="Calibri" w:cs="Calibri"/>
-          <w:sz w:val="20"/>
-          <w:szCs w:val="20"/>
-        </w:rPr>
-      </w:pPr>
-      <w:r>
-        <w:rPr>
-          <w:rFonts w:ascii="Calibri" w:hAnsi="Calibri" w:cs="Calibri"/>
-          <w:sz w:val="20"/>
-          <w:szCs w:val="20"/>
-        </w:rPr>
-        <w:t>Positive Output Gap: economy is overheating</w:t>
-      </w:r>
-    </w:p>
-    <w:p>
-      <w:pPr>
-        <w:pStyle w:val="ListParagraph"/>
-        <w:numPr>
-          <w:ilvl w:val="1"/>
-          <w:numId w:val="5"/>
-        </w:numPr>
-        <w:rPr>
-          <w:rFonts w:ascii="Calibri" w:hAnsi="Calibri" w:cs="Calibri"/>
-          <w:sz w:val="20"/>
-          <w:szCs w:val="20"/>
-        </w:rPr>
-      </w:pPr>
-      <w:r>
-        <w:rPr>
-          <w:rFonts w:ascii="Calibri" w:hAnsi="Calibri" w:cs="Calibri"/>
-          <w:sz w:val="20"/>
-          <w:szCs w:val="20"/>
-        </w:rPr>
-        <w:t>When S&amp;P500 flattens / drops while Output Gap still positive, the Federal Reserve will raise interest rates to cool the economy (bad for stock</w:t>
+      <w:r>
+        <w:rPr>
+          <w:rFonts w:ascii="Calibri" w:hAnsi="Calibri" w:cs="Calibri"/>
+          <w:sz w:val="20"/>
+          <w:szCs w:val="20"/>
+        </w:rPr>
+        <w:t>.</w:t>
+      </w:r>
+    </w:p>
+    <w:p>
+      <w:pPr>
+        <w:rPr>
+          <w:rFonts w:ascii="Calibri" w:hAnsi="Calibri" w:cs="Calibri"/>
+          <w:sz w:val="20"/>
+          <w:szCs w:val="20"/>
+        </w:rPr>
+      </w:pPr>
+      <w:r>
+        <w:rPr>
+          <w:rFonts w:ascii="Calibri" w:hAnsi="Calibri" w:cs="Calibri"/>
+          <w:sz w:val="20"/>
+          <w:szCs w:val="20"/>
+        </w:rPr>
+        <w:t xml:space="preserve">In </w:t>
+      </w:r>
+      <w:r>
+        <w:rPr>
+          <w:rFonts w:ascii="Calibri" w:hAnsi="Calibri" w:cs="Calibri"/>
+          <w:sz w:val="20"/>
+          <w:szCs w:val="20"/>
+        </w:rPr>
+        <w:t>2020</w:t>
+      </w:r>
+      <w:r>
+        <w:rPr>
+          <w:rFonts w:ascii="Calibri" w:hAnsi="Calibri" w:cs="Calibri"/>
+          <w:sz w:val="20"/>
+          <w:szCs w:val="20"/>
+        </w:rPr>
+        <w:t>, COVID-19 was a s</w:t>
+      </w:r>
+      <w:r>
+        <w:rPr>
+          <w:rFonts w:ascii="Calibri" w:hAnsi="Calibri" w:cs="Calibri"/>
+          <w:sz w:val="20"/>
+          <w:szCs w:val="20"/>
+        </w:rPr>
+        <w:t xml:space="preserve">hock </w:t>
+      </w:r>
+      <w:r>
+        <w:rPr>
+          <w:rFonts w:ascii="Calibri" w:hAnsi="Calibri" w:cs="Calibri"/>
+          <w:sz w:val="20"/>
+          <w:szCs w:val="20"/>
+        </w:rPr>
+        <w:t>e</w:t>
+      </w:r>
+      <w:r>
+        <w:rPr>
+          <w:rFonts w:ascii="Calibri" w:hAnsi="Calibri" w:cs="Calibri"/>
+          <w:sz w:val="20"/>
+          <w:szCs w:val="20"/>
+        </w:rPr>
+        <w:t>vent</w:t>
+      </w:r>
+      <w:r>
+        <w:rPr>
+          <w:rFonts w:ascii="Calibri" w:hAnsi="Calibri" w:cs="Calibri"/>
+          <w:sz w:val="20"/>
+          <w:szCs w:val="20"/>
+        </w:rPr>
+        <w:t xml:space="preserve">, resulting in a much more intense </w:t>
+      </w:r>
+      <w:r>
+        <w:rPr>
+          <w:rFonts w:ascii="Calibri" w:hAnsi="Calibri" w:cs="Calibri"/>
+          <w:sz w:val="20"/>
+          <w:szCs w:val="20"/>
+        </w:rPr>
+        <w:t>drop in</w:t>
+      </w:r>
+      <w:r>
+        <w:rPr>
+          <w:rFonts w:ascii="Calibri" w:hAnsi="Calibri" w:cs="Calibri"/>
+          <w:sz w:val="20"/>
+          <w:szCs w:val="20"/>
+        </w:rPr>
+        <w:t xml:space="preserve"> the</w:t>
+      </w:r>
+      <w:r>
+        <w:rPr>
+          <w:rFonts w:ascii="Calibri" w:hAnsi="Calibri" w:cs="Calibri"/>
+          <w:sz w:val="20"/>
+          <w:szCs w:val="20"/>
+        </w:rPr>
+        <w:t xml:space="preserve"> Output Gap than during other economic cycles (</w:t>
+      </w:r>
+      <w:r>
+        <w:rPr>
+          <w:rFonts w:ascii="Calibri" w:hAnsi="Calibri" w:cs="Calibri"/>
+          <w:sz w:val="20"/>
+          <w:szCs w:val="20"/>
+        </w:rPr>
+        <w:t xml:space="preserve">when the </w:t>
+      </w:r>
+      <w:r>
+        <w:rPr>
+          <w:rFonts w:ascii="Calibri" w:hAnsi="Calibri" w:cs="Calibri"/>
+          <w:sz w:val="20"/>
+          <w:szCs w:val="20"/>
+        </w:rPr>
+        <w:t>output gap</w:t>
+      </w:r>
+      <w:r>
+        <w:rPr>
+          <w:rFonts w:ascii="Calibri" w:hAnsi="Calibri" w:cs="Calibri"/>
+          <w:sz w:val="20"/>
+          <w:szCs w:val="20"/>
+        </w:rPr>
+        <w:t xml:space="preserve"> usually</w:t>
+      </w:r>
+      <w:r>
+        <w:rPr>
+          <w:rFonts w:ascii="Calibri" w:hAnsi="Calibri" w:cs="Calibri"/>
+          <w:sz w:val="20"/>
+          <w:szCs w:val="20"/>
+        </w:rPr>
+        <w:t xml:space="preserve"> widened gradually). The S&amp;P500 followed instantly, but also recovered at a record pace. During shock events the leading nature of the market is compressed into weeks / days rather than </w:t>
+      </w:r>
+      <w:r>
+        <w:rPr>
+          <w:rFonts w:ascii="Calibri" w:hAnsi="Calibri" w:cs="Calibri"/>
+          <w:sz w:val="20"/>
+          <w:szCs w:val="20"/>
+        </w:rPr>
+        <w:t xml:space="preserve">the usual months / </w:t>
+      </w:r>
+      <w:r>
+        <w:rPr>
+          <w:rFonts w:ascii="Calibri" w:hAnsi="Calibri" w:cs="Calibri"/>
+          <w:sz w:val="20"/>
+          <w:szCs w:val="20"/>
+        </w:rPr>
+        <w:t>quarters.</w:t>
+      </w:r>
+    </w:p>
+    <w:p>
+      <w:pPr>
+        <w:rPr>
+          <w:rFonts w:ascii="Calibri" w:hAnsi="Calibri" w:cs="Calibri"/>
+          <w:sz w:val="20"/>
+          <w:szCs w:val="20"/>
+        </w:rPr>
+      </w:pPr>
+      <w:r>
+        <w:rPr>
+          <w:rFonts w:ascii="Calibri" w:hAnsi="Calibri" w:cs="Calibri"/>
+          <w:sz w:val="20"/>
+          <w:szCs w:val="20"/>
+        </w:rPr>
+        <w:t xml:space="preserve">When the </w:t>
+      </w:r>
+      <w:r>
+        <w:rPr>
+          <w:rFonts w:ascii="Calibri" w:hAnsi="Calibri" w:cs="Calibri"/>
+          <w:sz w:val="20"/>
+          <w:szCs w:val="20"/>
+        </w:rPr>
+        <w:t>Output Gap</w:t>
+      </w:r>
+      <w:r>
+        <w:rPr>
+          <w:rFonts w:ascii="Calibri" w:hAnsi="Calibri" w:cs="Calibri"/>
+          <w:sz w:val="20"/>
+          <w:szCs w:val="20"/>
+        </w:rPr>
+        <w:t xml:space="preserve"> is negative, the</w:t>
+      </w:r>
+      <w:r>
+        <w:rPr>
+          <w:rFonts w:ascii="Calibri" w:hAnsi="Calibri" w:cs="Calibri"/>
+          <w:sz w:val="20"/>
+          <w:szCs w:val="20"/>
+        </w:rPr>
+        <w:t xml:space="preserve"> economy is performing below</w:t>
+      </w:r>
+      <w:r>
+        <w:rPr>
+          <w:rFonts w:ascii="Calibri" w:hAnsi="Calibri" w:cs="Calibri"/>
+          <w:sz w:val="20"/>
+          <w:szCs w:val="20"/>
+        </w:rPr>
+        <w:t xml:space="preserve"> its</w:t>
+      </w:r>
+      <w:r>
+        <w:rPr>
+          <w:rFonts w:ascii="Calibri" w:hAnsi="Calibri" w:cs="Calibri"/>
+          <w:sz w:val="20"/>
+          <w:szCs w:val="20"/>
+        </w:rPr>
+        <w:t xml:space="preserve"> potential</w:t>
+      </w:r>
+      <w:r>
+        <w:rPr>
+          <w:rFonts w:ascii="Calibri" w:hAnsi="Calibri" w:cs="Calibri"/>
+          <w:sz w:val="20"/>
+          <w:szCs w:val="20"/>
+        </w:rPr>
+        <w:t xml:space="preserve">. </w:t>
+      </w:r>
+      <w:r>
+        <w:rPr>
+          <w:rFonts w:ascii="Calibri" w:hAnsi="Calibri" w:cs="Calibri"/>
+          <w:sz w:val="20"/>
+          <w:szCs w:val="20"/>
+        </w:rPr>
+        <w:t xml:space="preserve">The </w:t>
+      </w:r>
+      <w:r>
+        <w:rPr>
+          <w:rFonts w:ascii="Calibri" w:hAnsi="Calibri" w:cs="Calibri"/>
+          <w:sz w:val="20"/>
+          <w:szCs w:val="20"/>
+        </w:rPr>
+        <w:t>S&amp;P500</w:t>
+      </w:r>
+      <w:r>
+        <w:rPr>
+          <w:rFonts w:ascii="Calibri" w:hAnsi="Calibri" w:cs="Calibri"/>
+          <w:sz w:val="20"/>
+          <w:szCs w:val="20"/>
+        </w:rPr>
+        <w:t xml:space="preserve"> usually starts to recover before recessions end, indicating that</w:t>
+      </w:r>
+      <w:r>
+        <w:rPr>
+          <w:rFonts w:ascii="Calibri" w:hAnsi="Calibri" w:cs="Calibri"/>
+          <w:sz w:val="20"/>
+          <w:szCs w:val="20"/>
+        </w:rPr>
+        <w:t xml:space="preserve"> investors are anticipating</w:t>
+      </w:r>
+      <w:r>
+        <w:rPr>
+          <w:rFonts w:ascii="Calibri" w:hAnsi="Calibri" w:cs="Calibri"/>
+          <w:sz w:val="20"/>
+          <w:szCs w:val="20"/>
+        </w:rPr>
+        <w:t xml:space="preserve"> (and pricing in) eventual </w:t>
+      </w:r>
+      <w:r>
+        <w:rPr>
+          <w:rFonts w:ascii="Calibri" w:hAnsi="Calibri" w:cs="Calibri"/>
+          <w:sz w:val="20"/>
+          <w:szCs w:val="20"/>
+        </w:rPr>
+        <w:t>recover</w:t>
+      </w:r>
+      <w:r>
+        <w:rPr>
+          <w:rFonts w:ascii="Calibri" w:hAnsi="Calibri" w:cs="Calibri"/>
+          <w:sz w:val="20"/>
+          <w:szCs w:val="20"/>
+        </w:rPr>
+        <w:t>ies b</w:t>
+      </w:r>
+      <w:r>
+        <w:rPr>
+          <w:rFonts w:ascii="Calibri" w:hAnsi="Calibri" w:cs="Calibri"/>
+          <w:sz w:val="20"/>
+          <w:szCs w:val="20"/>
+        </w:rPr>
+        <w:t xml:space="preserve">efore </w:t>
+      </w:r>
+      <w:r>
+        <w:rPr>
+          <w:rFonts w:ascii="Calibri" w:hAnsi="Calibri" w:cs="Calibri"/>
+          <w:sz w:val="20"/>
+          <w:szCs w:val="20"/>
+        </w:rPr>
+        <w:t>they</w:t>
+      </w:r>
+      <w:r>
+        <w:rPr>
+          <w:rFonts w:ascii="Calibri" w:hAnsi="Calibri" w:cs="Calibri"/>
+          <w:sz w:val="20"/>
+          <w:szCs w:val="20"/>
+        </w:rPr>
+        <w:t xml:space="preserve"> actually show up in GDP data.</w:t>
+      </w:r>
+    </w:p>
+    <w:p>
+      <w:pPr>
+        <w:rPr>
+          <w:rFonts w:ascii="Calibri" w:hAnsi="Calibri" w:cs="Calibri"/>
+          <w:sz w:val="20"/>
+          <w:szCs w:val="20"/>
+        </w:rPr>
+      </w:pPr>
+      <w:r>
+        <w:rPr>
+          <w:rFonts w:ascii="Calibri" w:hAnsi="Calibri" w:cs="Calibri"/>
+          <w:sz w:val="20"/>
+          <w:szCs w:val="20"/>
+        </w:rPr>
+        <w:t>When the Output gap is positive, the economy is overheating. Wh</w:t>
+      </w:r>
+      <w:r>
+        <w:rPr>
+          <w:rFonts w:ascii="Calibri" w:hAnsi="Calibri" w:cs="Calibri"/>
+          <w:sz w:val="20"/>
+          <w:szCs w:val="20"/>
+        </w:rPr>
+        <w:t xml:space="preserve">en </w:t>
+      </w:r>
+      <w:r>
+        <w:rPr>
+          <w:rFonts w:ascii="Calibri" w:hAnsi="Calibri" w:cs="Calibri"/>
+          <w:sz w:val="20"/>
+          <w:szCs w:val="20"/>
+        </w:rPr>
+        <w:t xml:space="preserve">the </w:t>
+      </w:r>
+      <w:r>
+        <w:rPr>
+          <w:rFonts w:ascii="Calibri" w:hAnsi="Calibri" w:cs="Calibri"/>
+          <w:sz w:val="20"/>
+          <w:szCs w:val="20"/>
+        </w:rPr>
+        <w:t>S&amp;P500 flattens / drops while</w:t>
+      </w:r>
+      <w:r>
+        <w:rPr>
+          <w:rFonts w:ascii="Calibri" w:hAnsi="Calibri" w:cs="Calibri"/>
+          <w:sz w:val="20"/>
+          <w:szCs w:val="20"/>
+        </w:rPr>
+        <w:t xml:space="preserve"> the</w:t>
+      </w:r>
+      <w:r>
+        <w:rPr>
+          <w:rFonts w:ascii="Calibri" w:hAnsi="Calibri" w:cs="Calibri"/>
+          <w:sz w:val="20"/>
+          <w:szCs w:val="20"/>
+        </w:rPr>
+        <w:t xml:space="preserve"> Output Gap </w:t>
+      </w:r>
+      <w:r>
+        <w:rPr>
+          <w:rFonts w:ascii="Calibri" w:hAnsi="Calibri" w:cs="Calibri"/>
+          <w:sz w:val="20"/>
+          <w:szCs w:val="20"/>
+        </w:rPr>
+        <w:t xml:space="preserve">is </w:t>
+      </w:r>
+      <w:r>
+        <w:rPr>
+          <w:rFonts w:ascii="Calibri" w:hAnsi="Calibri" w:cs="Calibri"/>
+          <w:sz w:val="20"/>
+          <w:szCs w:val="20"/>
+        </w:rPr>
+        <w:t xml:space="preserve">still positive, the Federal Reserve </w:t>
+      </w:r>
+      <w:r>
+        <w:rPr>
+          <w:rFonts w:ascii="Calibri" w:hAnsi="Calibri" w:cs="Calibri"/>
+          <w:sz w:val="20"/>
+          <w:szCs w:val="20"/>
+        </w:rPr>
+        <w:t>usually</w:t>
+      </w:r>
+      <w:r>
+        <w:rPr>
+          <w:rFonts w:ascii="Calibri" w:hAnsi="Calibri" w:cs="Calibri"/>
+          <w:sz w:val="20"/>
+          <w:szCs w:val="20"/>
+        </w:rPr>
+        <w:t xml:space="preserve"> raise</w:t>
+      </w:r>
+      <w:r>
+        <w:rPr>
+          <w:rFonts w:ascii="Calibri" w:hAnsi="Calibri" w:cs="Calibri"/>
+          <w:sz w:val="20"/>
+          <w:szCs w:val="20"/>
+        </w:rPr>
+        <w:t>s</w:t>
+      </w:r>
+      <w:r>
+        <w:rPr>
+          <w:rFonts w:ascii="Calibri" w:hAnsi="Calibri" w:cs="Calibri"/>
+          <w:sz w:val="20"/>
+          <w:szCs w:val="20"/>
+        </w:rPr>
+        <w:t xml:space="preserve"> interest rates to cool the economy (</w:t>
+      </w:r>
+      <w:r>
+        <w:rPr>
+          <w:rFonts w:ascii="Calibri" w:hAnsi="Calibri" w:cs="Calibri"/>
+          <w:sz w:val="20"/>
+          <w:szCs w:val="20"/>
+        </w:rPr>
+        <w:t xml:space="preserve">which </w:t>
+      </w:r>
+      <w:r>
+        <w:rPr>
+          <w:rFonts w:ascii="Calibri" w:hAnsi="Calibri" w:cs="Calibri"/>
+          <w:sz w:val="20"/>
+          <w:szCs w:val="20"/>
+        </w:rPr>
+        <w:t>bad for stock</w:t>
       </w:r>
       <w:r>
         <w:rPr>
@@ -1548,115 +2030,62 @@
         </w:rPr>
         <w:t xml:space="preserve"> prices)</w:t>
       </w:r>
-    </w:p>
-    <w:p>
-      <w:pPr>
-        <w:pStyle w:val="ListParagraph"/>
-        <w:numPr>
-          <w:ilvl w:val="0"/>
-          <w:numId w:val="5"/>
-        </w:numPr>
-        <w:rPr>
-          <w:rFonts w:ascii="Calibri" w:hAnsi="Calibri" w:cs="Calibri"/>
-          <w:sz w:val="20"/>
-          <w:szCs w:val="20"/>
-        </w:rPr>
-      </w:pPr>
-      <w:r>
-        <w:rPr>
-          <w:rFonts w:ascii="Calibri" w:hAnsi="Calibri" w:cs="Calibri"/>
-          <w:sz w:val="20"/>
-          <w:szCs w:val="20"/>
-        </w:rPr>
-        <w:t>Current Trends: Output Gap currently in negative territory; despite high stock prices, the real economy is performing slightly (~1%) below its calculated potential</w:t>
-      </w:r>
-    </w:p>
-    <w:p>
-      <w:pPr>
-        <w:pStyle w:val="ListParagraph"/>
-        <w:numPr>
-          <w:ilvl w:val="0"/>
-          <w:numId w:val="5"/>
-        </w:numPr>
-        <w:rPr>
-          <w:rFonts w:ascii="Calibri" w:hAnsi="Calibri" w:cs="Calibri"/>
-          <w:sz w:val="20"/>
-          <w:szCs w:val="20"/>
-        </w:rPr>
-      </w:pPr>
-      <w:r>
-        <w:rPr>
-          <w:rFonts w:ascii="Calibri" w:hAnsi="Calibri" w:cs="Calibri"/>
-          <w:sz w:val="20"/>
-          <w:szCs w:val="20"/>
-        </w:rPr>
-        <w:t>Recession Bars: economic context for S&amp;P500 vs Output Gap</w:t>
-      </w:r>
-    </w:p>
-    <w:p>
-      <w:pPr>
-        <w:pStyle w:val="ListParagraph"/>
-        <w:numPr>
-          <w:ilvl w:val="1"/>
-          <w:numId w:val="5"/>
-        </w:numPr>
-        <w:rPr>
-          <w:rFonts w:ascii="Calibri" w:hAnsi="Calibri" w:cs="Calibri"/>
-          <w:sz w:val="20"/>
-          <w:szCs w:val="20"/>
-        </w:rPr>
-      </w:pPr>
-      <w:r>
-        <w:rPr>
-          <w:rFonts w:ascii="Calibri" w:hAnsi="Calibri" w:cs="Calibri"/>
-          <w:sz w:val="20"/>
-          <w:szCs w:val="20"/>
-        </w:rPr>
-        <w:t>Recession Defined by Sahm Rule: 3-month moving average of Unemployment Rate rises by 0.5%+ above its 12-month low</w:t>
-      </w:r>
-    </w:p>
-    <w:p>
-      <w:pPr>
-        <w:pStyle w:val="ListParagraph"/>
-        <w:numPr>
-          <w:ilvl w:val="1"/>
-          <w:numId w:val="5"/>
-        </w:numPr>
-        <w:rPr>
-          <w:rFonts w:ascii="Calibri" w:hAnsi="Calibri" w:cs="Calibri"/>
-          <w:sz w:val="20"/>
-          <w:szCs w:val="20"/>
-        </w:rPr>
-      </w:pPr>
-      <w:r>
-        <w:rPr>
-          <w:rFonts w:ascii="Calibri" w:hAnsi="Calibri" w:cs="Calibri"/>
-          <w:sz w:val="20"/>
-          <w:szCs w:val="20"/>
-        </w:rPr>
-        <w:t>Economic Troughs: Output Gaps' lowest points usually during recessions (inside gray shaded areas)</w:t>
-      </w:r>
-    </w:p>
-    <w:p>
-      <w:pPr>
-        <w:pStyle w:val="ListParagraph"/>
-        <w:numPr>
-          <w:ilvl w:val="1"/>
-          <w:numId w:val="5"/>
-        </w:numPr>
-        <w:rPr>
-          <w:rFonts w:ascii="Calibri" w:hAnsi="Calibri" w:cs="Calibri"/>
-          <w:sz w:val="20"/>
-          <w:szCs w:val="20"/>
-        </w:rPr>
-      </w:pPr>
-      <w:r>
-        <w:rPr>
-          <w:rFonts w:ascii="Calibri" w:hAnsi="Calibri" w:cs="Calibri"/>
-          <w:sz w:val="20"/>
-          <w:szCs w:val="20"/>
-        </w:rPr>
-        <w:t>Stock Market Recoveries: S&amp;P500 usually starts to recover before recessions (gray shaded areas) end, pricing in eventual recovery</w:t>
+      <w:r>
+        <w:rPr>
+          <w:rFonts w:ascii="Calibri" w:hAnsi="Calibri" w:cs="Calibri"/>
+          <w:sz w:val="20"/>
+          <w:szCs w:val="20"/>
+        </w:rPr>
+        <w:t>.</w:t>
+      </w:r>
+    </w:p>
+    <w:p>
+      <w:pPr>
+        <w:rPr>
+          <w:rFonts w:ascii="Calibri" w:hAnsi="Calibri" w:cs="Calibri"/>
+          <w:sz w:val="20"/>
+          <w:szCs w:val="20"/>
+        </w:rPr>
+      </w:pPr>
+      <w:r>
+        <w:rPr>
+          <w:rFonts w:ascii="Calibri" w:hAnsi="Calibri" w:cs="Calibri"/>
+          <w:sz w:val="20"/>
+          <w:szCs w:val="20"/>
+        </w:rPr>
+        <w:t xml:space="preserve">Currently, the </w:t>
+      </w:r>
+      <w:r>
+        <w:rPr>
+          <w:rFonts w:ascii="Calibri" w:hAnsi="Calibri" w:cs="Calibri"/>
+          <w:sz w:val="20"/>
+          <w:szCs w:val="20"/>
+        </w:rPr>
+        <w:t xml:space="preserve">Output Gap </w:t>
+      </w:r>
+      <w:r>
+        <w:rPr>
+          <w:rFonts w:ascii="Calibri" w:hAnsi="Calibri" w:cs="Calibri"/>
+          <w:sz w:val="20"/>
+          <w:szCs w:val="20"/>
+        </w:rPr>
+        <w:t xml:space="preserve">is </w:t>
+      </w:r>
+      <w:r>
+        <w:rPr>
+          <w:rFonts w:ascii="Calibri" w:hAnsi="Calibri" w:cs="Calibri"/>
+          <w:sz w:val="20"/>
+          <w:szCs w:val="20"/>
+        </w:rPr>
+        <w:t>in negative territory; despite high stock prices, the real economy is performing slightly (~1%) below its calculated potential</w:t>
+      </w:r>
+      <w:r>
+        <w:rPr>
+          <w:rFonts w:ascii="Calibri" w:hAnsi="Calibri" w:cs="Calibri"/>
+          <w:sz w:val="20"/>
+          <w:szCs w:val="20"/>
+        </w:rPr>
+        <w:t>.</w:t>
       </w:r>
     </w:p>
     <w:p>
@@ -1712,6 +2141,15 @@
           <w:u w:val="single"/>
         </w:rPr>
         <w:t>:</w:t>
+      </w:r>
+      <w:r>
+        <w:rPr>
+          <w:rFonts w:ascii="Calibri" w:hAnsi="Calibri" w:cs="Calibri"/>
+          <w:sz w:val="20"/>
+          <w:szCs w:val="20"/>
+          <w:u w:val="single"/>
+        </w:rPr>
+        <w:t xml:space="preserve"> Yield Curve Inversions Are Reliable Lead Indicators of Upcoming Recessions</w:t>
       </w:r>
     </w:p>
     <w:p>
@@ -1778,188 +2216,415 @@
     </w:p>
     <w:p>
       <w:pPr>
-        <w:pStyle w:val="ListParagraph"/>
-        <w:numPr>
-          <w:ilvl w:val="0"/>
-          <w:numId w:val="6"/>
-        </w:numPr>
-        <w:rPr>
-          <w:rFonts w:ascii="Calibri" w:hAnsi="Calibri" w:cs="Calibri"/>
-          <w:sz w:val="20"/>
-          <w:szCs w:val="20"/>
-        </w:rPr>
-      </w:pPr>
-      <w:r>
-        <w:rPr>
-          <w:rFonts w:ascii="Calibri" w:hAnsi="Calibri" w:cs="Calibri"/>
-          <w:sz w:val="20"/>
-          <w:szCs w:val="20"/>
-        </w:rPr>
-        <w:t xml:space="preserve">Yield Curve (Yield Spread): </w:t>
-      </w:r>
-      <w:r>
-        <w:rPr>
-          <w:rFonts w:ascii="Calibri" w:hAnsi="Calibri" w:cs="Calibri"/>
-          <w:sz w:val="20"/>
-          <w:szCs w:val="20"/>
-        </w:rPr>
-        <w:t>Long-Term Interest Rate (DGS10: 10-Year Treasury Rate) vs Short-Term Interest Rate (FEDFUNDS: Federal Funds Rate)</w:t>
-      </w:r>
-    </w:p>
-    <w:p>
-      <w:pPr>
-        <w:pStyle w:val="ListParagraph"/>
-        <w:numPr>
-          <w:ilvl w:val="0"/>
-          <w:numId w:val="6"/>
-        </w:numPr>
-        <w:rPr>
-          <w:rFonts w:ascii="Calibri" w:hAnsi="Calibri" w:cs="Calibri"/>
-          <w:sz w:val="20"/>
-          <w:szCs w:val="20"/>
-        </w:rPr>
-      </w:pPr>
-      <w:r>
-        <w:rPr>
-          <w:rFonts w:ascii="Calibri" w:hAnsi="Calibri" w:cs="Calibri"/>
-          <w:sz w:val="20"/>
-          <w:szCs w:val="20"/>
-        </w:rPr>
-        <w:t>Yield Curve inversion occurs when short-term rates (FEDFUNDS: Federal Funds Rate) are higher than long-term rates (DGS10: 10-Year Treasury Rate)</w:t>
-      </w:r>
-    </w:p>
-    <w:p>
-      <w:pPr>
-        <w:pStyle w:val="ListParagraph"/>
-        <w:numPr>
-          <w:ilvl w:val="0"/>
-          <w:numId w:val="6"/>
-        </w:numPr>
-        <w:rPr>
-          <w:rFonts w:ascii="Calibri" w:hAnsi="Calibri" w:cs="Calibri"/>
-          <w:sz w:val="20"/>
-          <w:szCs w:val="20"/>
-        </w:rPr>
-      </w:pPr>
-      <w:r>
-        <w:rPr>
-          <w:rFonts w:ascii="Calibri" w:hAnsi="Calibri" w:cs="Calibri"/>
-          <w:sz w:val="20"/>
-          <w:szCs w:val="20"/>
-        </w:rPr>
-        <w:t>Yield Curve inversions</w:t>
-      </w:r>
-      <w:r>
-        <w:rPr>
-          <w:rFonts w:ascii="Calibri" w:hAnsi="Calibri" w:cs="Calibri"/>
-          <w:sz w:val="20"/>
-          <w:szCs w:val="20"/>
-        </w:rPr>
-        <w:t xml:space="preserve"> (negative Yield Spread) are lead indicators </w:t>
-      </w:r>
-      <w:r>
-        <w:rPr>
-          <w:rFonts w:ascii="Calibri" w:hAnsi="Calibri" w:cs="Calibri"/>
-          <w:sz w:val="20"/>
-          <w:szCs w:val="20"/>
-        </w:rPr>
-        <w:t>of upcoming recessions</w:t>
-      </w:r>
-      <w:r>
-        <w:rPr>
-          <w:rFonts w:ascii="Calibri" w:hAnsi="Calibri" w:cs="Calibri"/>
-          <w:sz w:val="20"/>
-          <w:szCs w:val="20"/>
-        </w:rPr>
-        <w:t>:</w:t>
-      </w:r>
-    </w:p>
-    <w:p>
-      <w:pPr>
-        <w:pStyle w:val="ListParagraph"/>
-        <w:numPr>
-          <w:ilvl w:val="1"/>
-          <w:numId w:val="6"/>
-        </w:numPr>
-        <w:rPr>
-          <w:rFonts w:ascii="Calibri" w:hAnsi="Calibri" w:cs="Calibri"/>
-          <w:sz w:val="20"/>
-          <w:szCs w:val="20"/>
-        </w:rPr>
-      </w:pPr>
-      <w:r>
-        <w:rPr>
-          <w:rFonts w:ascii="Calibri" w:hAnsi="Calibri" w:cs="Calibri"/>
-          <w:sz w:val="20"/>
-          <w:szCs w:val="20"/>
-        </w:rPr>
-        <w:t>Normal Yield Curve (Positive Spread): Investors demand higher returns for locking in their money for longer periods; this signals a healthy, growing economy</w:t>
-      </w:r>
-    </w:p>
-    <w:p>
-      <w:pPr>
-        <w:pStyle w:val="ListParagraph"/>
-        <w:numPr>
-          <w:ilvl w:val="1"/>
-          <w:numId w:val="6"/>
-        </w:numPr>
-        <w:rPr>
-          <w:rFonts w:ascii="Calibri" w:hAnsi="Calibri" w:cs="Calibri"/>
-          <w:sz w:val="20"/>
-          <w:szCs w:val="20"/>
-        </w:rPr>
-      </w:pPr>
-      <w:r>
-        <w:rPr>
-          <w:rFonts w:ascii="Calibri" w:hAnsi="Calibri" w:cs="Calibri"/>
-          <w:sz w:val="20"/>
-          <w:szCs w:val="20"/>
-        </w:rPr>
-        <w:t>Inverted Yield Curve (Negative Spread): Investors are worried about the future, so they are willing to accept lower yields for longer-term bonds just to safely park their cash. It also indicates that the Federal Reserve has raised short-term interest rates aggressively to fight inflation.</w:t>
-      </w:r>
-    </w:p>
-    <w:p>
-      <w:pPr>
-        <w:pStyle w:val="ListParagraph"/>
-        <w:numPr>
-          <w:ilvl w:val="0"/>
-          <w:numId w:val="6"/>
-        </w:numPr>
-        <w:rPr>
-          <w:rFonts w:ascii="Calibri" w:hAnsi="Calibri" w:cs="Calibri"/>
-          <w:sz w:val="20"/>
-          <w:szCs w:val="20"/>
-        </w:rPr>
-      </w:pPr>
-      <w:r>
-        <w:rPr>
-          <w:rFonts w:ascii="Calibri" w:hAnsi="Calibri" w:cs="Calibri"/>
-          <w:sz w:val="20"/>
-          <w:szCs w:val="20"/>
-        </w:rPr>
-        <w:t>The S&amp;P500 follows the Yield Curve on a few month lag before recessions start</w:t>
-      </w:r>
-    </w:p>
-    <w:p>
-      <w:pPr>
-        <w:pStyle w:val="ListParagraph"/>
-        <w:numPr>
-          <w:ilvl w:val="0"/>
-          <w:numId w:val="6"/>
-        </w:numPr>
-        <w:rPr>
-          <w:rFonts w:ascii="Calibri" w:hAnsi="Calibri" w:cs="Calibri"/>
-          <w:sz w:val="20"/>
-          <w:szCs w:val="20"/>
-        </w:rPr>
-      </w:pPr>
-      <w:r>
-        <w:rPr>
-          <w:rFonts w:ascii="Calibri" w:hAnsi="Calibri" w:cs="Calibri"/>
-          <w:sz w:val="20"/>
-          <w:szCs w:val="20"/>
-        </w:rPr>
-        <w:t>The S&amp;P500 often crashes after the Yield Curve starts to increase again, as the Fed panic cuts short-term interest rates as the economy begins to break</w:t>
+        <w:rPr>
+          <w:rFonts w:ascii="Calibri" w:hAnsi="Calibri" w:cs="Calibri"/>
+          <w:sz w:val="20"/>
+          <w:szCs w:val="20"/>
+        </w:rPr>
+      </w:pPr>
+      <w:r>
+        <w:rPr>
+          <w:rFonts w:ascii="Calibri" w:hAnsi="Calibri" w:cs="Calibri"/>
+          <w:sz w:val="20"/>
+          <w:szCs w:val="20"/>
+        </w:rPr>
+        <w:t xml:space="preserve">The Yield Curve (or Yield Spread) is the difference between long-term </w:t>
+      </w:r>
+      <w:r>
+        <w:rPr>
+          <w:rFonts w:ascii="Calibri" w:hAnsi="Calibri" w:cs="Calibri"/>
+          <w:sz w:val="20"/>
+          <w:szCs w:val="20"/>
+        </w:rPr>
+        <w:t xml:space="preserve">(10-Year Treasury Rate) </w:t>
+      </w:r>
+      <w:r>
+        <w:rPr>
+          <w:rFonts w:ascii="Calibri" w:hAnsi="Calibri" w:cs="Calibri"/>
+          <w:sz w:val="20"/>
+          <w:szCs w:val="20"/>
+        </w:rPr>
+        <w:t>and</w:t>
+      </w:r>
+      <w:r>
+        <w:rPr>
+          <w:rFonts w:ascii="Calibri" w:hAnsi="Calibri" w:cs="Calibri"/>
+          <w:sz w:val="20"/>
+          <w:szCs w:val="20"/>
+        </w:rPr>
+        <w:t xml:space="preserve"> </w:t>
+      </w:r>
+      <w:r>
+        <w:rPr>
+          <w:rFonts w:ascii="Calibri" w:hAnsi="Calibri" w:cs="Calibri"/>
+          <w:sz w:val="20"/>
+          <w:szCs w:val="20"/>
+        </w:rPr>
+        <w:t>s</w:t>
+      </w:r>
+      <w:r>
+        <w:rPr>
+          <w:rFonts w:ascii="Calibri" w:hAnsi="Calibri" w:cs="Calibri"/>
+          <w:sz w:val="20"/>
+          <w:szCs w:val="20"/>
+        </w:rPr>
+        <w:t>hort-</w:t>
+      </w:r>
+      <w:r>
+        <w:rPr>
+          <w:rFonts w:ascii="Calibri" w:hAnsi="Calibri" w:cs="Calibri"/>
+          <w:sz w:val="20"/>
+          <w:szCs w:val="20"/>
+        </w:rPr>
+        <w:t>t</w:t>
+      </w:r>
+      <w:r>
+        <w:rPr>
+          <w:rFonts w:ascii="Calibri" w:hAnsi="Calibri" w:cs="Calibri"/>
+          <w:sz w:val="20"/>
+          <w:szCs w:val="20"/>
+        </w:rPr>
+        <w:t xml:space="preserve">erm </w:t>
+      </w:r>
+      <w:r>
+        <w:rPr>
+          <w:rFonts w:ascii="Calibri" w:hAnsi="Calibri" w:cs="Calibri"/>
+          <w:sz w:val="20"/>
+          <w:szCs w:val="20"/>
+        </w:rPr>
+        <w:t>(Federal Funds Rate) interest rates.</w:t>
+      </w:r>
+    </w:p>
+    <w:p>
+      <w:pPr>
+        <w:rPr>
+          <w:rFonts w:ascii="Calibri" w:hAnsi="Calibri" w:cs="Calibri"/>
+          <w:sz w:val="20"/>
+          <w:szCs w:val="20"/>
+        </w:rPr>
+      </w:pPr>
+      <w:r>
+        <w:rPr>
+          <w:rFonts w:ascii="Calibri" w:hAnsi="Calibri" w:cs="Calibri"/>
+          <w:sz w:val="20"/>
+          <w:szCs w:val="20"/>
+        </w:rPr>
+        <w:t>Yield Curve inversion</w:t>
+      </w:r>
+      <w:r>
+        <w:rPr>
+          <w:rFonts w:ascii="Calibri" w:hAnsi="Calibri" w:cs="Calibri"/>
+          <w:sz w:val="20"/>
+          <w:szCs w:val="20"/>
+        </w:rPr>
+        <w:t>s (i.e. negative Yield Spreads)</w:t>
+      </w:r>
+      <w:r>
+        <w:rPr>
+          <w:rFonts w:ascii="Calibri" w:hAnsi="Calibri" w:cs="Calibri"/>
+          <w:sz w:val="20"/>
+          <w:szCs w:val="20"/>
+        </w:rPr>
+        <w:t xml:space="preserve"> occur when short-term </w:t>
+      </w:r>
+      <w:r>
+        <w:rPr>
+          <w:rFonts w:ascii="Calibri" w:hAnsi="Calibri" w:cs="Calibri"/>
+          <w:sz w:val="20"/>
+          <w:szCs w:val="20"/>
+        </w:rPr>
+        <w:t xml:space="preserve">interest </w:t>
+      </w:r>
+      <w:r>
+        <w:rPr>
+          <w:rFonts w:ascii="Calibri" w:hAnsi="Calibri" w:cs="Calibri"/>
+          <w:sz w:val="20"/>
+          <w:szCs w:val="20"/>
+        </w:rPr>
+        <w:t>rates</w:t>
+      </w:r>
+      <w:r>
+        <w:rPr>
+          <w:rFonts w:ascii="Calibri" w:hAnsi="Calibri" w:cs="Calibri"/>
+          <w:sz w:val="20"/>
+          <w:szCs w:val="20"/>
+        </w:rPr>
+        <w:t xml:space="preserve"> </w:t>
+      </w:r>
+      <w:r>
+        <w:rPr>
+          <w:rFonts w:ascii="Calibri" w:hAnsi="Calibri" w:cs="Calibri"/>
+          <w:sz w:val="20"/>
+          <w:szCs w:val="20"/>
+        </w:rPr>
+        <w:t xml:space="preserve">are higher than long-term </w:t>
+      </w:r>
+      <w:r>
+        <w:rPr>
+          <w:rFonts w:ascii="Calibri" w:hAnsi="Calibri" w:cs="Calibri"/>
+          <w:sz w:val="20"/>
+          <w:szCs w:val="20"/>
+        </w:rPr>
+        <w:t xml:space="preserve">interest </w:t>
+      </w:r>
+      <w:r>
+        <w:rPr>
+          <w:rFonts w:ascii="Calibri" w:hAnsi="Calibri" w:cs="Calibri"/>
+          <w:sz w:val="20"/>
+          <w:szCs w:val="20"/>
+        </w:rPr>
+        <w:t>rates</w:t>
+      </w:r>
+      <w:r>
+        <w:rPr>
+          <w:rFonts w:ascii="Calibri" w:hAnsi="Calibri" w:cs="Calibri"/>
+          <w:sz w:val="20"/>
+          <w:szCs w:val="20"/>
+        </w:rPr>
+        <w:t>; these occurrences are reliable lead indicators of upcoming recessions.</w:t>
+      </w:r>
+    </w:p>
+    <w:p>
+      <w:pPr>
+        <w:rPr>
+          <w:rFonts w:ascii="Calibri" w:hAnsi="Calibri" w:cs="Calibri"/>
+          <w:sz w:val="20"/>
+          <w:szCs w:val="20"/>
+        </w:rPr>
+      </w:pPr>
+      <w:r>
+        <w:rPr>
+          <w:rFonts w:ascii="Calibri" w:hAnsi="Calibri" w:cs="Calibri"/>
+          <w:sz w:val="20"/>
+          <w:szCs w:val="20"/>
+        </w:rPr>
+        <w:t>Normal Yield Curves (i.e. positive Yield Spreads) mean i</w:t>
+      </w:r>
+      <w:r>
+        <w:rPr>
+          <w:rFonts w:ascii="Calibri" w:hAnsi="Calibri" w:cs="Calibri"/>
+          <w:sz w:val="20"/>
+          <w:szCs w:val="20"/>
+        </w:rPr>
+        <w:t xml:space="preserve">nvestors demand higher returns for locking in their money for longer </w:t>
+      </w:r>
+      <w:r>
+        <w:rPr>
+          <w:rFonts w:ascii="Calibri" w:hAnsi="Calibri" w:cs="Calibri"/>
+          <w:sz w:val="20"/>
+          <w:szCs w:val="20"/>
+        </w:rPr>
+        <w:t>periods; this signals a healthy, growing economy</w:t>
+      </w:r>
+      <w:r>
+        <w:rPr>
+          <w:rFonts w:ascii="Calibri" w:hAnsi="Calibri" w:cs="Calibri"/>
+          <w:sz w:val="20"/>
+          <w:szCs w:val="20"/>
+        </w:rPr>
+        <w:t>.</w:t>
+      </w:r>
+    </w:p>
+    <w:p>
+      <w:pPr>
+        <w:rPr>
+          <w:rFonts w:ascii="Calibri" w:hAnsi="Calibri" w:cs="Calibri"/>
+          <w:sz w:val="20"/>
+          <w:szCs w:val="20"/>
+        </w:rPr>
+      </w:pPr>
+      <w:r>
+        <w:rPr>
+          <w:rFonts w:ascii="Calibri" w:hAnsi="Calibri" w:cs="Calibri"/>
+          <w:sz w:val="20"/>
+          <w:szCs w:val="20"/>
+        </w:rPr>
+        <w:t>In</w:t>
+      </w:r>
+      <w:r>
+        <w:rPr>
+          <w:rFonts w:ascii="Calibri" w:hAnsi="Calibri" w:cs="Calibri"/>
+          <w:sz w:val="20"/>
+          <w:szCs w:val="20"/>
+        </w:rPr>
+        <w:t>verted Yield Curve</w:t>
+      </w:r>
+      <w:r>
+        <w:rPr>
+          <w:rFonts w:ascii="Calibri" w:hAnsi="Calibri" w:cs="Calibri"/>
+          <w:sz w:val="20"/>
+          <w:szCs w:val="20"/>
+        </w:rPr>
+        <w:t>s</w:t>
+      </w:r>
+      <w:r>
+        <w:rPr>
+          <w:rFonts w:ascii="Calibri" w:hAnsi="Calibri" w:cs="Calibri"/>
+          <w:sz w:val="20"/>
+          <w:szCs w:val="20"/>
+        </w:rPr>
+        <w:t xml:space="preserve"> (</w:t>
+      </w:r>
+      <w:r>
+        <w:rPr>
+          <w:rFonts w:ascii="Calibri" w:hAnsi="Calibri" w:cs="Calibri"/>
+          <w:sz w:val="20"/>
+          <w:szCs w:val="20"/>
+        </w:rPr>
+        <w:t>i.e. n</w:t>
+      </w:r>
+      <w:r>
+        <w:rPr>
+          <w:rFonts w:ascii="Calibri" w:hAnsi="Calibri" w:cs="Calibri"/>
+          <w:sz w:val="20"/>
+          <w:szCs w:val="20"/>
+        </w:rPr>
+        <w:t>egative</w:t>
+      </w:r>
+      <w:r>
+        <w:rPr>
+          <w:rFonts w:ascii="Calibri" w:hAnsi="Calibri" w:cs="Calibri"/>
+          <w:sz w:val="20"/>
+          <w:szCs w:val="20"/>
+        </w:rPr>
+        <w:t xml:space="preserve"> Yield</w:t>
+      </w:r>
+      <w:r>
+        <w:rPr>
+          <w:rFonts w:ascii="Calibri" w:hAnsi="Calibri" w:cs="Calibri"/>
+          <w:sz w:val="20"/>
+          <w:szCs w:val="20"/>
+        </w:rPr>
+        <w:t xml:space="preserve"> Spread</w:t>
+      </w:r>
+      <w:r>
+        <w:rPr>
+          <w:rFonts w:ascii="Calibri" w:hAnsi="Calibri" w:cs="Calibri"/>
+          <w:sz w:val="20"/>
+          <w:szCs w:val="20"/>
+        </w:rPr>
+        <w:t>s</w:t>
+      </w:r>
+      <w:r>
+        <w:rPr>
+          <w:rFonts w:ascii="Calibri" w:hAnsi="Calibri" w:cs="Calibri"/>
+          <w:sz w:val="20"/>
+          <w:szCs w:val="20"/>
+        </w:rPr>
+        <w:t>)</w:t>
+      </w:r>
+      <w:r>
+        <w:rPr>
+          <w:rFonts w:ascii="Calibri" w:hAnsi="Calibri" w:cs="Calibri"/>
+          <w:sz w:val="20"/>
+          <w:szCs w:val="20"/>
+        </w:rPr>
+        <w:t xml:space="preserve"> mean i</w:t>
+      </w:r>
+      <w:r>
+        <w:rPr>
+          <w:rFonts w:ascii="Calibri" w:hAnsi="Calibri" w:cs="Calibri"/>
+          <w:sz w:val="20"/>
+          <w:szCs w:val="20"/>
+        </w:rPr>
+        <w:t>nvestors are worried about the future, so they are willing to accept lower yields for longer-term bonds just to safely park their cash. It also indicates that the Federal Reserve has raised short-term interest rates aggressively to fight inflatio</w:t>
+      </w:r>
+      <w:r>
+        <w:rPr>
+          <w:rFonts w:ascii="Calibri" w:hAnsi="Calibri" w:cs="Calibri"/>
+          <w:sz w:val="20"/>
+          <w:szCs w:val="20"/>
+        </w:rPr>
+        <w:t>n</w:t>
+      </w:r>
+      <w:r>
+        <w:rPr>
+          <w:rFonts w:ascii="Calibri" w:hAnsi="Calibri" w:cs="Calibri"/>
+          <w:sz w:val="20"/>
+          <w:szCs w:val="20"/>
+        </w:rPr>
+        <w:t xml:space="preserve"> (which</w:t>
+      </w:r>
+      <w:r>
+        <w:rPr>
+          <w:rFonts w:ascii="Calibri" w:hAnsi="Calibri" w:cs="Calibri"/>
+          <w:sz w:val="20"/>
+          <w:szCs w:val="20"/>
+        </w:rPr>
+        <w:t xml:space="preserve"> is</w:t>
+      </w:r>
+      <w:r>
+        <w:rPr>
+          <w:rFonts w:ascii="Calibri" w:hAnsi="Calibri" w:cs="Calibri"/>
+          <w:sz w:val="20"/>
+          <w:szCs w:val="20"/>
+        </w:rPr>
+        <w:t xml:space="preserve"> bad for stock prices).</w:t>
+      </w:r>
+    </w:p>
+    <w:p>
+      <w:pPr>
+        <w:rPr>
+          <w:rFonts w:ascii="Calibri" w:hAnsi="Calibri" w:cs="Calibri"/>
+          <w:sz w:val="20"/>
+          <w:szCs w:val="20"/>
+        </w:rPr>
+      </w:pPr>
+      <w:r>
+        <w:rPr>
+          <w:rFonts w:ascii="Calibri" w:hAnsi="Calibri" w:cs="Calibri"/>
+          <w:sz w:val="20"/>
+          <w:szCs w:val="20"/>
+        </w:rPr>
+        <w:t>The graph shows that t</w:t>
+      </w:r>
+      <w:r>
+        <w:rPr>
+          <w:rFonts w:ascii="Calibri" w:hAnsi="Calibri" w:cs="Calibri"/>
+          <w:sz w:val="20"/>
+          <w:szCs w:val="20"/>
+        </w:rPr>
+        <w:t>he S&amp;P500 follows the Yield Curve</w:t>
+      </w:r>
+      <w:r>
+        <w:rPr>
+          <w:rFonts w:ascii="Calibri" w:hAnsi="Calibri" w:cs="Calibri"/>
+          <w:sz w:val="20"/>
+          <w:szCs w:val="20"/>
+        </w:rPr>
+        <w:t>’s downward trajectory</w:t>
+      </w:r>
+      <w:r>
+        <w:rPr>
+          <w:rFonts w:ascii="Calibri" w:hAnsi="Calibri" w:cs="Calibri"/>
+          <w:sz w:val="20"/>
+          <w:szCs w:val="20"/>
+        </w:rPr>
+        <w:t xml:space="preserve"> on a few month lag before recessions start</w:t>
+      </w:r>
+      <w:r>
+        <w:rPr>
+          <w:rFonts w:ascii="Calibri" w:hAnsi="Calibri" w:cs="Calibri"/>
+          <w:sz w:val="20"/>
+          <w:szCs w:val="20"/>
+        </w:rPr>
+        <w:t>, and that t</w:t>
+      </w:r>
+      <w:r>
+        <w:rPr>
+          <w:rFonts w:ascii="Calibri" w:hAnsi="Calibri" w:cs="Calibri"/>
+          <w:sz w:val="20"/>
+          <w:szCs w:val="20"/>
+        </w:rPr>
+        <w:t>he S&amp;P500 often crashes after the Yield Curve starts to increase again, as the Fed panic cuts short-term interest rates</w:t>
+      </w:r>
+      <w:r>
+        <w:rPr>
+          <w:rFonts w:ascii="Calibri" w:hAnsi="Calibri" w:cs="Calibri"/>
+          <w:sz w:val="20"/>
+          <w:szCs w:val="20"/>
+        </w:rPr>
+        <w:t>, confirming that the economic damage is real (which undermines the trust in stock prices).</w:t>
       </w:r>
     </w:p>
     <w:p>
@@ -1997,6 +2662,15 @@
         </w:rPr>
         <w:lastRenderedPageBreak/>
         <w:t>Recession Probability Model:</w:t>
+      </w:r>
+      <w:r>
+        <w:rPr>
+          <w:rFonts w:ascii="Calibri" w:hAnsi="Calibri" w:cs="Calibri"/>
+          <w:sz w:val="20"/>
+          <w:szCs w:val="20"/>
+          <w:u w:val="single"/>
+        </w:rPr>
+        <w:t xml:space="preserve"> The Unemployment Rate is the Most Significant Predictor of Recessions</w:t>
       </w:r>
     </w:p>
     <w:p>
@@ -2065,93 +2739,141 @@
     </w:p>
     <w:p>
       <w:pPr>
-        <w:pStyle w:val="ListParagraph"/>
-        <w:numPr>
-          <w:ilvl w:val="0"/>
-          <w:numId w:val="8"/>
-        </w:numPr>
-        <w:rPr>
-          <w:rFonts w:ascii="Calibri" w:hAnsi="Calibri" w:cs="Calibri"/>
-          <w:sz w:val="20"/>
-          <w:szCs w:val="20"/>
-          <w:u w:val="single"/>
-        </w:rPr>
-      </w:pPr>
-      <w:r>
-        <w:rPr>
-          <w:rFonts w:ascii="Calibri" w:hAnsi="Calibri" w:cs="Calibri"/>
-          <w:sz w:val="20"/>
-          <w:szCs w:val="20"/>
-        </w:rPr>
-        <w:t>Used Logistic Regression to develop Recession Probability Model:</w:t>
-      </w:r>
-    </w:p>
-    <w:p>
-      <w:pPr>
-        <w:pStyle w:val="ListParagraph"/>
-        <w:numPr>
-          <w:ilvl w:val="1"/>
-          <w:numId w:val="8"/>
-        </w:numPr>
-        <w:rPr>
-          <w:rFonts w:ascii="Calibri" w:hAnsi="Calibri" w:cs="Calibri"/>
-          <w:sz w:val="20"/>
-          <w:szCs w:val="20"/>
-          <w:u w:val="single"/>
-        </w:rPr>
-      </w:pPr>
-      <w:r>
-        <w:rPr>
-          <w:rFonts w:ascii="Calibri" w:hAnsi="Calibri" w:cs="Calibri"/>
-          <w:sz w:val="20"/>
-          <w:szCs w:val="20"/>
-        </w:rPr>
-        <w:t>Dependent Variable: Recession Indicator (engineered binary variable based on Sahm rule)</w:t>
-      </w:r>
-    </w:p>
-    <w:p>
-      <w:pPr>
-        <w:pStyle w:val="ListParagraph"/>
-        <w:numPr>
-          <w:ilvl w:val="1"/>
-          <w:numId w:val="8"/>
-        </w:numPr>
-        <w:rPr>
-          <w:rFonts w:ascii="Calibri" w:hAnsi="Calibri" w:cs="Calibri"/>
-          <w:sz w:val="20"/>
-          <w:szCs w:val="20"/>
-          <w:u w:val="single"/>
-        </w:rPr>
-      </w:pPr>
-      <w:r>
-        <w:rPr>
-          <w:rFonts w:ascii="Calibri" w:hAnsi="Calibri" w:cs="Calibri"/>
-          <w:sz w:val="20"/>
-          <w:szCs w:val="20"/>
-        </w:rPr>
-        <w:t>Independent Variables:</w:t>
-      </w:r>
-    </w:p>
-    <w:p>
-      <w:pPr>
-        <w:pStyle w:val="ListParagraph"/>
-        <w:numPr>
-          <w:ilvl w:val="2"/>
-          <w:numId w:val="8"/>
-        </w:numPr>
-        <w:rPr>
-          <w:rFonts w:ascii="Calibri" w:hAnsi="Calibri" w:cs="Calibri"/>
-          <w:sz w:val="20"/>
-          <w:szCs w:val="20"/>
-        </w:rPr>
-      </w:pPr>
-      <w:r>
-        <w:rPr>
-          <w:rFonts w:ascii="Calibri" w:hAnsi="Calibri" w:cs="Calibri"/>
-          <w:sz w:val="20"/>
-          <w:szCs w:val="20"/>
-        </w:rPr>
-        <w:t>Yield</w:t>
+        <w:rPr>
+          <w:rFonts w:ascii="Calibri" w:hAnsi="Calibri" w:cs="Calibri"/>
+          <w:sz w:val="20"/>
+          <w:szCs w:val="20"/>
+        </w:rPr>
+      </w:pPr>
+      <w:r>
+        <w:rPr>
+          <w:rFonts w:ascii="Calibri" w:hAnsi="Calibri" w:cs="Calibri"/>
+          <w:sz w:val="20"/>
+          <w:szCs w:val="20"/>
+        </w:rPr>
+        <w:t xml:space="preserve">A </w:t>
+      </w:r>
+      <w:r>
+        <w:rPr>
+          <w:rFonts w:ascii="Calibri" w:hAnsi="Calibri" w:cs="Calibri"/>
+          <w:sz w:val="20"/>
+          <w:szCs w:val="20"/>
+        </w:rPr>
+        <w:t>Logistic Regression</w:t>
+      </w:r>
+      <w:r>
+        <w:rPr>
+          <w:rFonts w:ascii="Calibri" w:hAnsi="Calibri" w:cs="Calibri"/>
+          <w:sz w:val="20"/>
+          <w:szCs w:val="20"/>
+        </w:rPr>
+        <w:t xml:space="preserve"> was used</w:t>
+      </w:r>
+      <w:r>
+        <w:rPr>
+          <w:rFonts w:ascii="Calibri" w:hAnsi="Calibri" w:cs="Calibri"/>
+          <w:sz w:val="20"/>
+          <w:szCs w:val="20"/>
+        </w:rPr>
+        <w:t xml:space="preserve"> to develop</w:t>
+      </w:r>
+      <w:r>
+        <w:rPr>
+          <w:rFonts w:ascii="Calibri" w:hAnsi="Calibri" w:cs="Calibri"/>
+          <w:sz w:val="20"/>
+          <w:szCs w:val="20"/>
+        </w:rPr>
+        <w:t xml:space="preserve"> a</w:t>
+      </w:r>
+      <w:r>
+        <w:rPr>
+          <w:rFonts w:ascii="Calibri" w:hAnsi="Calibri" w:cs="Calibri"/>
+          <w:sz w:val="20"/>
+          <w:szCs w:val="20"/>
+        </w:rPr>
+        <w:t xml:space="preserve"> Recession Probability Model</w:t>
+      </w:r>
+      <w:r>
+        <w:rPr>
+          <w:rFonts w:ascii="Calibri" w:hAnsi="Calibri" w:cs="Calibri"/>
+          <w:sz w:val="20"/>
+          <w:szCs w:val="20"/>
+        </w:rPr>
+        <w:t>, which as seen from the graph above, is a fairly strong predictor of recessions, as recession probabilities generally start increasing before a recession sets in (and peak before recessions end). One notable exception was the sudden 2020 shock event of COVID-19.</w:t>
+      </w:r>
+    </w:p>
+    <w:p>
+      <w:pPr>
+        <w:rPr>
+          <w:rFonts w:ascii="Calibri" w:hAnsi="Calibri" w:cs="Calibri"/>
+          <w:sz w:val="20"/>
+          <w:szCs w:val="20"/>
+        </w:rPr>
+      </w:pPr>
+      <w:r>
+        <w:rPr>
+          <w:rFonts w:ascii="Calibri" w:hAnsi="Calibri" w:cs="Calibri"/>
+          <w:sz w:val="20"/>
+          <w:szCs w:val="20"/>
+        </w:rPr>
+        <w:t xml:space="preserve">The feature-engineered (based on the Sahm Rule) ‘Recession Indicator’ was the binary Dependent Variable, while the Yield Spread (since it often </w:t>
+      </w:r>
+      <w:r>
+        <w:rPr>
+          <w:rFonts w:ascii="Calibri" w:hAnsi="Calibri" w:cs="Calibri"/>
+          <w:sz w:val="20"/>
+          <w:szCs w:val="20"/>
+        </w:rPr>
+        <w:t>goes negative / inverts before a recession</w:t>
+      </w:r>
+      <w:r>
+        <w:rPr>
+          <w:rFonts w:ascii="Calibri" w:hAnsi="Calibri" w:cs="Calibri"/>
+          <w:sz w:val="20"/>
+          <w:szCs w:val="20"/>
+        </w:rPr>
+        <w:t>), the Unemployment Rate (which spikes during economic contractions), and the Fed Funds Rate (</w:t>
+      </w:r>
+      <w:r>
+        <w:rPr>
+          <w:rFonts w:ascii="Calibri" w:hAnsi="Calibri" w:cs="Calibri"/>
+          <w:sz w:val="20"/>
+          <w:szCs w:val="20"/>
+        </w:rPr>
+        <w:t>high rates can cool the economy too much, leading to recession</w:t>
+      </w:r>
+      <w:r>
+        <w:rPr>
+          <w:rFonts w:ascii="Calibri" w:hAnsi="Calibri" w:cs="Calibri"/>
+          <w:sz w:val="20"/>
+          <w:szCs w:val="20"/>
+        </w:rPr>
+        <w:t>s) were chosen as the Independent Variables.</w:t>
+      </w:r>
+    </w:p>
+    <w:p>
+      <w:pPr>
+        <w:rPr>
+          <w:rFonts w:ascii="Calibri" w:hAnsi="Calibri" w:cs="Calibri"/>
+          <w:sz w:val="20"/>
+          <w:szCs w:val="20"/>
+        </w:rPr>
+      </w:pPr>
+      <w:r>
+        <w:rPr>
+          <w:rFonts w:ascii="Calibri" w:hAnsi="Calibri" w:cs="Calibri"/>
+          <w:sz w:val="20"/>
+          <w:szCs w:val="20"/>
+        </w:rPr>
+        <w:t>T</w:t>
+      </w:r>
+      <w:r>
+        <w:rPr>
+          <w:rFonts w:ascii="Calibri" w:hAnsi="Calibri" w:cs="Calibri"/>
+          <w:sz w:val="20"/>
+          <w:szCs w:val="20"/>
+        </w:rPr>
+        <w:t>he Recession Probability Model:</w:t>
       </w:r>
       <w:r>
         <w:rPr>
@@ -2167,179 +2889,88 @@
           <w:sz w:val="20"/>
           <w:szCs w:val="20"/>
         </w:rPr>
-        <w:t>Spread: often goes negative / inverts before a recession</w:t>
-      </w:r>
-    </w:p>
-    <w:p>
-      <w:pPr>
-        <w:pStyle w:val="ListParagraph"/>
-        <w:numPr>
-          <w:ilvl w:val="2"/>
-          <w:numId w:val="8"/>
-        </w:numPr>
-        <w:rPr>
-          <w:rFonts w:ascii="Calibri" w:hAnsi="Calibri" w:cs="Calibri"/>
-          <w:sz w:val="20"/>
-          <w:szCs w:val="20"/>
-        </w:rPr>
-      </w:pPr>
-      <w:r>
-        <w:rPr>
-          <w:rFonts w:ascii="Calibri" w:hAnsi="Calibri" w:cs="Calibri"/>
-          <w:sz w:val="20"/>
-          <w:szCs w:val="20"/>
-        </w:rPr>
-        <w:t>Unemployment Rate (UNRATE): spikes during economic contractions</w:t>
-      </w:r>
-    </w:p>
-    <w:p>
-      <w:pPr>
-        <w:pStyle w:val="ListParagraph"/>
-        <w:numPr>
-          <w:ilvl w:val="2"/>
-          <w:numId w:val="8"/>
-        </w:numPr>
-        <w:rPr>
-          <w:rFonts w:ascii="Calibri" w:hAnsi="Calibri" w:cs="Calibri"/>
-          <w:sz w:val="20"/>
-          <w:szCs w:val="20"/>
-        </w:rPr>
-      </w:pPr>
-      <w:r>
-        <w:rPr>
-          <w:rFonts w:ascii="Calibri" w:hAnsi="Calibri" w:cs="Calibri"/>
-          <w:sz w:val="20"/>
-          <w:szCs w:val="20"/>
-        </w:rPr>
-        <w:t>Fed Funds Rate (FEDFUNDS): high rates can cool the economy too much, leading to recession</w:t>
-      </w:r>
-    </w:p>
-    <w:p>
-      <w:pPr>
-        <w:pStyle w:val="ListParagraph"/>
-        <w:numPr>
-          <w:ilvl w:val="0"/>
-          <w:numId w:val="8"/>
-        </w:numPr>
-        <w:rPr>
-          <w:rFonts w:ascii="Calibri" w:hAnsi="Calibri" w:cs="Calibri"/>
-          <w:sz w:val="20"/>
-          <w:szCs w:val="20"/>
-        </w:rPr>
-      </w:pPr>
-      <w:r>
-        <w:rPr>
-          <w:rFonts w:ascii="Calibri" w:hAnsi="Calibri" w:cs="Calibri"/>
-          <w:sz w:val="20"/>
-          <w:szCs w:val="20"/>
-        </w:rPr>
-        <w:t>The Recession Probability Model:</w:t>
-      </w:r>
-    </w:p>
-    <w:p>
-      <w:pPr>
-        <w:ind w:left="720" w:firstLine="720"/>
-        <w:rPr>
-          <w:rFonts w:ascii="Calibri" w:hAnsi="Calibri" w:cs="Calibri"/>
-          <w:sz w:val="20"/>
-          <w:szCs w:val="20"/>
-        </w:rPr>
-      </w:pPr>
-      <w:r>
-        <w:rPr>
-          <w:rFonts w:ascii="Calibri" w:hAnsi="Calibri" w:cs="Calibri"/>
-          <w:sz w:val="20"/>
-          <w:szCs w:val="20"/>
-        </w:rPr>
         <w:t>-1.87 - 0.08 Yield Spread + 1.2 Unemployment Rate + 0.21 Fed Funds Rate</w:t>
       </w:r>
     </w:p>
     <w:p>
       <w:pPr>
-        <w:pStyle w:val="ListParagraph"/>
-        <w:numPr>
-          <w:ilvl w:val="0"/>
-          <w:numId w:val="8"/>
-        </w:numPr>
-        <w:rPr>
-          <w:rFonts w:ascii="Calibri" w:hAnsi="Calibri" w:cs="Calibri"/>
-          <w:sz w:val="20"/>
-          <w:szCs w:val="20"/>
-        </w:rPr>
-      </w:pPr>
-      <w:r>
-        <w:rPr>
-          <w:rFonts w:ascii="Calibri" w:hAnsi="Calibri" w:cs="Calibri"/>
-          <w:sz w:val="20"/>
-          <w:szCs w:val="20"/>
-        </w:rPr>
-        <w:t>As seen from the graph above, the model is fairly good at predicting recessions.</w:t>
-      </w:r>
-    </w:p>
-    <w:p>
-      <w:pPr>
-        <w:pStyle w:val="ListParagraph"/>
-        <w:numPr>
-          <w:ilvl w:val="0"/>
-          <w:numId w:val="8"/>
-        </w:numPr>
-        <w:rPr>
-          <w:rFonts w:ascii="Calibri" w:hAnsi="Calibri" w:cs="Calibri"/>
-          <w:sz w:val="20"/>
-          <w:szCs w:val="20"/>
-        </w:rPr>
-      </w:pPr>
-      <w:r>
-        <w:rPr>
-          <w:rFonts w:ascii="Calibri" w:hAnsi="Calibri" w:cs="Calibri"/>
-          <w:sz w:val="20"/>
-          <w:szCs w:val="20"/>
-        </w:rPr>
-        <w:t>Unemployment Rate: most significant predictor; a sharp rise in the unemployment rate is the most reliable sign that a recession is fast approaching</w:t>
-      </w:r>
-    </w:p>
-    <w:p>
-      <w:pPr>
-        <w:pStyle w:val="ListParagraph"/>
-        <w:numPr>
-          <w:ilvl w:val="0"/>
-          <w:numId w:val="8"/>
-        </w:numPr>
-        <w:rPr>
-          <w:rFonts w:ascii="Calibri" w:hAnsi="Calibri" w:cs="Calibri"/>
-          <w:sz w:val="20"/>
-          <w:szCs w:val="20"/>
-        </w:rPr>
-      </w:pPr>
-      <w:r>
-        <w:rPr>
-          <w:rFonts w:ascii="Calibri" w:hAnsi="Calibri" w:cs="Calibri"/>
-          <w:sz w:val="20"/>
-          <w:szCs w:val="20"/>
-        </w:rPr>
-        <w:t>Yield Curve: leading indicator, as it often inverts (as seen above) months before a recession</w:t>
-      </w:r>
-    </w:p>
-    <w:p>
-      <w:pPr>
-        <w:pStyle w:val="ListParagraph"/>
-        <w:numPr>
-          <w:ilvl w:val="0"/>
-          <w:numId w:val="8"/>
-        </w:numPr>
-        <w:rPr>
-          <w:rFonts w:ascii="Calibri" w:hAnsi="Calibri" w:cs="Calibri"/>
-          <w:sz w:val="20"/>
-          <w:szCs w:val="20"/>
-        </w:rPr>
-      </w:pPr>
-      <w:r>
-        <w:rPr>
-          <w:rFonts w:ascii="Calibri" w:hAnsi="Calibri" w:cs="Calibri"/>
-          <w:sz w:val="20"/>
-          <w:szCs w:val="20"/>
-        </w:rPr>
-        <w:t>Fed Fund Rate: when the Federal Reserve raises rates to combat inflation during expansions / peaks, it often leads to contraction / recession</w:t>
+        <w:rPr>
+          <w:rFonts w:ascii="Calibri" w:hAnsi="Calibri" w:cs="Calibri"/>
+          <w:sz w:val="20"/>
+          <w:szCs w:val="20"/>
+        </w:rPr>
+      </w:pPr>
+      <w:r>
+        <w:rPr>
+          <w:rFonts w:ascii="Calibri" w:hAnsi="Calibri" w:cs="Calibri"/>
+          <w:sz w:val="20"/>
+          <w:szCs w:val="20"/>
+        </w:rPr>
+        <w:t xml:space="preserve">The model indicates that the </w:t>
+      </w:r>
+      <w:r>
+        <w:rPr>
+          <w:rFonts w:ascii="Calibri" w:hAnsi="Calibri" w:cs="Calibri"/>
+          <w:sz w:val="20"/>
+          <w:szCs w:val="20"/>
+        </w:rPr>
+        <w:t>Unemployment Rate</w:t>
+      </w:r>
+      <w:r>
+        <w:rPr>
+          <w:rFonts w:ascii="Calibri" w:hAnsi="Calibri" w:cs="Calibri"/>
+          <w:sz w:val="20"/>
+          <w:szCs w:val="20"/>
+        </w:rPr>
+        <w:t xml:space="preserve"> is</w:t>
+      </w:r>
+      <w:r>
+        <w:rPr>
+          <w:rFonts w:ascii="Calibri" w:hAnsi="Calibri" w:cs="Calibri"/>
+          <w:sz w:val="20"/>
+          <w:szCs w:val="20"/>
+        </w:rPr>
+        <w:t xml:space="preserve"> most significant predictor; a sharp rise in the unemployment rate is the most reliable sign that a recession is fast approaching</w:t>
+      </w:r>
+      <w:r>
+        <w:rPr>
+          <w:rFonts w:ascii="Calibri" w:hAnsi="Calibri" w:cs="Calibri"/>
+          <w:sz w:val="20"/>
+          <w:szCs w:val="20"/>
+        </w:rPr>
+        <w:t>. The model confirm that the Yield Curve is a</w:t>
+      </w:r>
+      <w:r>
+        <w:rPr>
+          <w:rFonts w:ascii="Calibri" w:hAnsi="Calibri" w:cs="Calibri"/>
+          <w:sz w:val="20"/>
+          <w:szCs w:val="20"/>
+        </w:rPr>
+        <w:t xml:space="preserve"> leading indicator, as it often inverts (as seen </w:t>
+      </w:r>
+      <w:r>
+        <w:rPr>
+          <w:rFonts w:ascii="Calibri" w:hAnsi="Calibri" w:cs="Calibri"/>
+          <w:sz w:val="20"/>
+          <w:szCs w:val="20"/>
+        </w:rPr>
+        <w:t>before</w:t>
+      </w:r>
+      <w:r>
+        <w:rPr>
+          <w:rFonts w:ascii="Calibri" w:hAnsi="Calibri" w:cs="Calibri"/>
+          <w:sz w:val="20"/>
+          <w:szCs w:val="20"/>
+        </w:rPr>
+        <w:t>) months before a recession</w:t>
+      </w:r>
+      <w:r>
+        <w:rPr>
+          <w:rFonts w:ascii="Calibri" w:hAnsi="Calibri" w:cs="Calibri"/>
+          <w:sz w:val="20"/>
+          <w:szCs w:val="20"/>
+        </w:rPr>
+        <w:t>, while the Federal Reserve raising short term rates to combat inflation during periods of overheating economy, often leads to economic contractions / recessions.</w:t>
       </w:r>
     </w:p>
     <w:p>
@@ -2377,6 +3008,15 @@
         </w:rPr>
         <w:lastRenderedPageBreak/>
         <w:t>Sector Sensitivity:</w:t>
+      </w:r>
+      <w:r>
+        <w:rPr>
+          <w:rFonts w:ascii="Calibri" w:hAnsi="Calibri" w:cs="Calibri"/>
+          <w:sz w:val="20"/>
+          <w:szCs w:val="20"/>
+          <w:u w:val="single"/>
+        </w:rPr>
+        <w:t xml:space="preserve"> Energy, Basic Metals, and Industrials are Highly Cyclical, while Healthcare and Utilities are Defensive</w:t>
       </w:r>
     </w:p>
     <w:p>
@@ -2445,76 +3085,125 @@
     </w:p>
     <w:p>
       <w:pPr>
-        <w:pStyle w:val="ListParagraph"/>
-        <w:numPr>
-          <w:ilvl w:val="0"/>
-          <w:numId w:val="9"/>
-        </w:numPr>
-        <w:rPr>
-          <w:rFonts w:ascii="Calibri" w:hAnsi="Calibri" w:cs="Calibri"/>
-          <w:sz w:val="20"/>
-          <w:szCs w:val="20"/>
-        </w:rPr>
-      </w:pPr>
-      <w:r>
-        <w:rPr>
-          <w:rFonts w:ascii="Calibri" w:hAnsi="Calibri" w:cs="Calibri"/>
-          <w:sz w:val="20"/>
-          <w:szCs w:val="20"/>
-        </w:rPr>
-        <w:t>Average sector returns correlation with GDP growth</w:t>
-      </w:r>
-    </w:p>
-    <w:p>
-      <w:pPr>
-        <w:pStyle w:val="ListParagraph"/>
-        <w:numPr>
-          <w:ilvl w:val="0"/>
-          <w:numId w:val="9"/>
-        </w:numPr>
-        <w:rPr>
-          <w:rFonts w:ascii="Calibri" w:hAnsi="Calibri" w:cs="Calibri"/>
-          <w:sz w:val="20"/>
-          <w:szCs w:val="20"/>
-        </w:rPr>
-      </w:pPr>
-      <w:r>
-        <w:rPr>
-          <w:rFonts w:ascii="Calibri" w:hAnsi="Calibri" w:cs="Calibri"/>
-          <w:sz w:val="20"/>
-          <w:szCs w:val="20"/>
-        </w:rPr>
-        <w:t>Cyclical Industries: Energy, Basic Materials, and Industrials are most correlated with GDP Growth (35%, 27%, and 26% respectively)</w:t>
-      </w:r>
-    </w:p>
-    <w:p>
-      <w:pPr>
-        <w:pStyle w:val="ListParagraph"/>
-        <w:numPr>
-          <w:ilvl w:val="0"/>
-          <w:numId w:val="9"/>
-        </w:numPr>
-        <w:rPr>
-          <w:rFonts w:ascii="Calibri" w:hAnsi="Calibri" w:cs="Calibri"/>
-          <w:sz w:val="20"/>
-          <w:szCs w:val="20"/>
-        </w:rPr>
-      </w:pPr>
-      <w:r>
-        <w:rPr>
-          <w:rFonts w:ascii="Calibri" w:hAnsi="Calibri" w:cs="Calibri"/>
-          <w:sz w:val="20"/>
-          <w:szCs w:val="20"/>
-        </w:rPr>
-        <w:t xml:space="preserve">Defensive Industries: </w:t>
-      </w:r>
-      <w:r>
-        <w:rPr>
-          <w:rFonts w:ascii="Calibri" w:hAnsi="Calibri" w:cs="Calibri"/>
-          <w:sz w:val="20"/>
-          <w:szCs w:val="20"/>
-        </w:rPr>
-        <w:t>Healthcare</w:t>
+        <w:rPr>
+          <w:rFonts w:ascii="Calibri" w:hAnsi="Calibri" w:cs="Calibri"/>
+          <w:sz w:val="20"/>
+          <w:szCs w:val="20"/>
+        </w:rPr>
+      </w:pPr>
+      <w:r>
+        <w:rPr>
+          <w:rFonts w:ascii="Calibri" w:hAnsi="Calibri" w:cs="Calibri"/>
+          <w:sz w:val="20"/>
+          <w:szCs w:val="20"/>
+        </w:rPr>
+        <w:t>The graph above depicts a</w:t>
+      </w:r>
+      <w:r>
+        <w:rPr>
+          <w:rFonts w:ascii="Calibri" w:hAnsi="Calibri" w:cs="Calibri"/>
+          <w:sz w:val="20"/>
+          <w:szCs w:val="20"/>
+        </w:rPr>
+        <w:t>verage sector returns</w:t>
+      </w:r>
+      <w:r>
+        <w:rPr>
+          <w:rFonts w:ascii="Calibri" w:hAnsi="Calibri" w:cs="Calibri"/>
+          <w:sz w:val="20"/>
+          <w:szCs w:val="20"/>
+        </w:rPr>
+        <w:t>’</w:t>
+      </w:r>
+      <w:r>
+        <w:rPr>
+          <w:rFonts w:ascii="Calibri" w:hAnsi="Calibri" w:cs="Calibri"/>
+          <w:sz w:val="20"/>
+          <w:szCs w:val="20"/>
+        </w:rPr>
+        <w:t xml:space="preserve"> correlation</w:t>
+      </w:r>
+      <w:r>
+        <w:rPr>
+          <w:rFonts w:ascii="Calibri" w:hAnsi="Calibri" w:cs="Calibri"/>
+          <w:sz w:val="20"/>
+          <w:szCs w:val="20"/>
+        </w:rPr>
+        <w:t>s</w:t>
+      </w:r>
+      <w:r>
+        <w:rPr>
+          <w:rFonts w:ascii="Calibri" w:hAnsi="Calibri" w:cs="Calibri"/>
+          <w:sz w:val="20"/>
+          <w:szCs w:val="20"/>
+        </w:rPr>
+        <w:t xml:space="preserve"> with GDP growth</w:t>
+      </w:r>
+      <w:r>
+        <w:rPr>
+          <w:rFonts w:ascii="Calibri" w:hAnsi="Calibri" w:cs="Calibri"/>
+          <w:sz w:val="20"/>
+          <w:szCs w:val="20"/>
+        </w:rPr>
+        <w:t>.</w:t>
+      </w:r>
+    </w:p>
+    <w:p>
+      <w:pPr>
+        <w:rPr>
+          <w:rFonts w:ascii="Calibri" w:hAnsi="Calibri" w:cs="Calibri"/>
+          <w:sz w:val="20"/>
+          <w:szCs w:val="20"/>
+        </w:rPr>
+      </w:pPr>
+      <w:r>
+        <w:rPr>
+          <w:rFonts w:ascii="Calibri" w:hAnsi="Calibri" w:cs="Calibri"/>
+          <w:sz w:val="20"/>
+          <w:szCs w:val="20"/>
+        </w:rPr>
+        <w:t xml:space="preserve">Energy, </w:t>
+      </w:r>
+      <w:r>
+        <w:rPr>
+          <w:rFonts w:ascii="Calibri" w:hAnsi="Calibri" w:cs="Calibri"/>
+          <w:sz w:val="20"/>
+          <w:szCs w:val="20"/>
+        </w:rPr>
+        <w:t>Basic Materials, and Industrials are most correlated with GDP Growth (35%, 27%, and 26% respectively)</w:t>
+      </w:r>
+      <w:r>
+        <w:rPr>
+          <w:rFonts w:ascii="Calibri" w:hAnsi="Calibri" w:cs="Calibri"/>
+          <w:sz w:val="20"/>
+          <w:szCs w:val="20"/>
+        </w:rPr>
+        <w:t>, and make them highly cyclical in nature.</w:t>
+      </w:r>
+    </w:p>
+    <w:p>
+      <w:pPr>
+        <w:rPr>
+          <w:rFonts w:ascii="Calibri" w:hAnsi="Calibri" w:cs="Calibri"/>
+          <w:sz w:val="20"/>
+          <w:szCs w:val="20"/>
+        </w:rPr>
+      </w:pPr>
+      <w:r>
+        <w:rPr>
+          <w:rFonts w:ascii="Calibri" w:hAnsi="Calibri" w:cs="Calibri"/>
+          <w:sz w:val="20"/>
+          <w:szCs w:val="20"/>
+        </w:rPr>
+        <w:t>H</w:t>
+      </w:r>
+      <w:r>
+        <w:rPr>
+          <w:rFonts w:ascii="Calibri" w:hAnsi="Calibri" w:cs="Calibri"/>
+          <w:sz w:val="20"/>
+          <w:szCs w:val="20"/>
+        </w:rPr>
+        <w:t>ealthcare</w:t>
       </w:r>
       <w:r>
         <w:rPr>
@@ -2524,95 +3213,94 @@
         </w:rPr>
         <w:t xml:space="preserve"> and Utilities are least correlated with GDP Growth (9% and 10% respectively)</w:t>
       </w:r>
-    </w:p>
-    <w:p>
-      <w:pPr>
-        <w:pStyle w:val="ListParagraph"/>
-        <w:numPr>
-          <w:ilvl w:val="0"/>
-          <w:numId w:val="9"/>
-        </w:numPr>
-        <w:rPr>
-          <w:rFonts w:ascii="Calibri" w:hAnsi="Calibri" w:cs="Calibri"/>
-          <w:sz w:val="20"/>
-          <w:szCs w:val="20"/>
-        </w:rPr>
-      </w:pPr>
-      <w:r>
-        <w:rPr>
-          <w:rFonts w:ascii="Calibri" w:hAnsi="Calibri" w:cs="Calibri"/>
-          <w:sz w:val="20"/>
-          <w:szCs w:val="20"/>
-        </w:rPr>
-        <w:t>As an investment strategy</w:t>
-      </w:r>
-      <w:r>
-        <w:rPr>
-          <w:rFonts w:ascii="Calibri" w:hAnsi="Calibri" w:cs="Calibri"/>
-          <w:sz w:val="20"/>
-          <w:szCs w:val="20"/>
-        </w:rPr>
-        <w:t>:</w:t>
-      </w:r>
-    </w:p>
-    <w:p>
-      <w:pPr>
-        <w:pStyle w:val="ListParagraph"/>
-        <w:numPr>
-          <w:ilvl w:val="1"/>
-          <w:numId w:val="9"/>
-        </w:numPr>
-        <w:rPr>
-          <w:rFonts w:ascii="Calibri" w:hAnsi="Calibri" w:cs="Calibri"/>
-          <w:sz w:val="20"/>
-          <w:szCs w:val="20"/>
-        </w:rPr>
-      </w:pPr>
-      <w:r>
-        <w:rPr>
-          <w:rFonts w:ascii="Calibri" w:hAnsi="Calibri" w:cs="Calibri"/>
-          <w:sz w:val="20"/>
-          <w:szCs w:val="20"/>
-        </w:rPr>
-        <w:t>Early recovery / economic expansion:</w:t>
-      </w:r>
-      <w:r>
-        <w:rPr>
-          <w:rFonts w:ascii="Calibri" w:hAnsi="Calibri" w:cs="Calibri"/>
-          <w:sz w:val="20"/>
-          <w:szCs w:val="20"/>
-        </w:rPr>
-        <w:t xml:space="preserve"> move investments into </w:t>
-      </w:r>
-      <w:r>
-        <w:rPr>
-          <w:rFonts w:ascii="Calibri" w:hAnsi="Calibri" w:cs="Calibri"/>
-          <w:sz w:val="20"/>
-          <w:szCs w:val="20"/>
-        </w:rPr>
-        <w:t>highly cyclical industries</w:t>
-      </w:r>
-    </w:p>
-    <w:p>
-      <w:pPr>
-        <w:pStyle w:val="ListParagraph"/>
-        <w:numPr>
-          <w:ilvl w:val="1"/>
-          <w:numId w:val="9"/>
-        </w:numPr>
-        <w:rPr>
-          <w:rFonts w:ascii="Calibri" w:hAnsi="Calibri" w:cs="Calibri"/>
-          <w:sz w:val="20"/>
-          <w:szCs w:val="20"/>
-        </w:rPr>
-      </w:pPr>
-      <w:r>
-        <w:rPr>
-          <w:rFonts w:ascii="Calibri" w:hAnsi="Calibri" w:cs="Calibri"/>
-          <w:sz w:val="20"/>
-          <w:szCs w:val="20"/>
-        </w:rPr>
-        <w:t>Late expansion / peaks: move investments from market into safe havens (defensive industries are still positively correlated with GDP growth)</w:t>
+      <w:r>
+        <w:rPr>
+          <w:rFonts w:ascii="Calibri" w:hAnsi="Calibri" w:cs="Calibri"/>
+          <w:sz w:val="20"/>
+          <w:szCs w:val="20"/>
+        </w:rPr>
+        <w:t>, which make them defensive from an investment standpoint.</w:t>
+      </w:r>
+    </w:p>
+    <w:p>
+      <w:pPr>
+        <w:rPr>
+          <w:rFonts w:ascii="Calibri" w:hAnsi="Calibri" w:cs="Calibri"/>
+          <w:sz w:val="20"/>
+          <w:szCs w:val="20"/>
+        </w:rPr>
+      </w:pPr>
+      <w:r>
+        <w:rPr>
+          <w:rFonts w:ascii="Calibri" w:hAnsi="Calibri" w:cs="Calibri"/>
+          <w:sz w:val="20"/>
+          <w:szCs w:val="20"/>
+        </w:rPr>
+        <w:t>A</w:t>
+      </w:r>
+      <w:r>
+        <w:rPr>
+          <w:rFonts w:ascii="Calibri" w:hAnsi="Calibri" w:cs="Calibri"/>
+          <w:sz w:val="20"/>
+          <w:szCs w:val="20"/>
+        </w:rPr>
+        <w:t>s an investment strategy</w:t>
+      </w:r>
+      <w:r>
+        <w:rPr>
+          <w:rFonts w:ascii="Calibri" w:hAnsi="Calibri" w:cs="Calibri"/>
+          <w:sz w:val="20"/>
+          <w:szCs w:val="20"/>
+        </w:rPr>
+        <w:t>, investors should move investments into highly cyclical industries during e</w:t>
+      </w:r>
+      <w:r>
+        <w:rPr>
+          <w:rFonts w:ascii="Calibri" w:hAnsi="Calibri" w:cs="Calibri"/>
+          <w:sz w:val="20"/>
+          <w:szCs w:val="20"/>
+        </w:rPr>
+        <w:t>arly recover</w:t>
+      </w:r>
+      <w:r>
+        <w:rPr>
+          <w:rFonts w:ascii="Calibri" w:hAnsi="Calibri" w:cs="Calibri"/>
+          <w:sz w:val="20"/>
+          <w:szCs w:val="20"/>
+        </w:rPr>
+        <w:t>ies</w:t>
+      </w:r>
+      <w:r>
+        <w:rPr>
+          <w:rFonts w:ascii="Calibri" w:hAnsi="Calibri" w:cs="Calibri"/>
+          <w:sz w:val="20"/>
+          <w:szCs w:val="20"/>
+        </w:rPr>
+        <w:t xml:space="preserve"> / economic expansion</w:t>
+      </w:r>
+      <w:r>
+        <w:rPr>
+          <w:rFonts w:ascii="Calibri" w:hAnsi="Calibri" w:cs="Calibri"/>
+          <w:sz w:val="20"/>
+          <w:szCs w:val="20"/>
+        </w:rPr>
+        <w:t>s, and move investments from markets into safe havens (</w:t>
+      </w:r>
+      <w:r>
+        <w:rPr>
+          <w:rFonts w:ascii="Calibri" w:hAnsi="Calibri" w:cs="Calibri"/>
+          <w:sz w:val="20"/>
+          <w:szCs w:val="20"/>
+        </w:rPr>
+        <w:t>defensive industries are still positively correlated with GDP growth)</w:t>
+      </w:r>
+      <w:r>
+        <w:rPr>
+          <w:rFonts w:ascii="Calibri" w:hAnsi="Calibri" w:cs="Calibri"/>
+          <w:sz w:val="20"/>
+          <w:szCs w:val="20"/>
+        </w:rPr>
+        <w:t xml:space="preserve"> during late expansions / economic peaks.</w:t>
       </w:r>
     </w:p>
     <w:sectPr>
@@ -4074,6 +4762,7 @@
   <w:style w:type="paragraph" w:default="1" w:styleId="Normal">
     <w:name w:val="Normal"/>
     <w:qFormat/>
+    <w:rsid w:val="0072171F"/>
   </w:style>
   <w:style w:type="paragraph" w:styleId="Heading1">
     <w:name w:val="heading 1"/>
